--- a/svoyo-delo/대본/3부/14화_Pribyl.docx
+++ b/svoyo-delo/대본/3부/14화_Pribyl.docx
@@ -660,7 +660,7 @@
           <w:bCs/>
           <w:b/>
         </w:rPr>
-        <w:t xml:space="preserve">팀 19명(영업 6: 디마·키릴·매니저 4 / 센터 코디 2 / 합병증 상담선 간호사 2 / 등록 폴리나(9월~) / 회계 타마라·제냐 / 창고 2 / 사무실 1 / 창업자 3) + 20번째 니콜라이(마지막 월요일 28번)</w:t>
+        <w:t xml:space="preserve">팀 19명(영업 6: 디마·키릴·매니저 4 / 센터 코디 2 / 합병증 상담선 간호사 2 / 등록 폴리나(9월~) / 회계 스베타·제냐 / 창고 2 / 사무실 1 / 창업자 3) + 20번째 니콜라이(마지막 월요일 28번)</w:t>
       </w:r>
       <w:r>
         <w:t xml:space="preserve"> </w:t>
@@ -942,7 +942,7 @@
         <w:t xml:space="preserve"> </w:t>
       </w:r>
       <w:r>
-        <w:t xml:space="preserve">· 케이크는 이리나 사비(영수증 타마라) · 「현금」 탭 첫 무적자(3월까지 검정) — 이리나</w:t>
+        <w:t xml:space="preserve">· 케이크는 이리나 사비(영수증 스베타) · 「현금」 탭 첫 무적자(3월까지 검정) — 이리나</w:t>
       </w:r>
       <w:r>
         <w:t xml:space="preserve"> </w:t>
@@ -1488,7 +1488,7 @@
         <w:pStyle w:val="BodyText"/>
       </w:pPr>
       <w:r>
-        <w:t xml:space="preserve">IRINA: Бухгалтерия — Тамара и Женя. Склад — двое. Офис-менеджер — одна.</w:t>
+        <w:t xml:space="preserve">IRINA: Бухгалтерия — Света и Женя. Склад — двое. Офис-менеджер — одна.</w:t>
       </w:r>
     </w:p>
     <w:p>
@@ -1866,7 +1866,7 @@
         <w:pStyle w:val="BodyText"/>
       </w:pPr>
       <w:r>
-        <w:t xml:space="preserve">IRINA: Торт — за мой счёт. Чек в бухгалтерии. Тамара уже провела.</w:t>
+        <w:t xml:space="preserve">IRINA: Торт — за мой счёт. Чек в бухгалтерии. Света уже провела.</w:t>
       </w:r>
     </w:p>
     <w:bookmarkEnd w:id="24"/>
@@ -4248,7 +4248,7 @@
         <w:pStyle w:val="BodyText"/>
       </w:pPr>
       <w:r>
-        <w:t xml:space="preserve">이리나: 회계 — 타마라와 제냐. 창고 — 둘. 사무실 관리 — 한 명.</w:t>
+        <w:t xml:space="preserve">이리나: 회계 — 스베타와 제냐. 창고 — 둘. 사무실 관리 — 한 명.</w:t>
       </w:r>
     </w:p>
     <w:p>
@@ -4626,7 +4626,7 @@
         <w:pStyle w:val="BodyText"/>
       </w:pPr>
       <w:r>
-        <w:t xml:space="preserve">이리나: 케이크는 제 돈이에요. 영수증은 회계에. 타마라가 벌써 처리했어요.</w:t>
+        <w:t xml:space="preserve">이리나: 케이크는 제 돈이에요. 영수증은 회계에. 스베타가 벌써 처리했어요.</w:t>
       </w:r>
     </w:p>
     <w:bookmarkEnd w:id="36"/>

--- a/svoyo-delo/대본/3부/14화_Pribyl.docx
+++ b/svoyo-delo/대본/3부/14화_Pribyl.docx
@@ -189,7 +189,7 @@
         <w:t xml:space="preserve"> </w:t>
       </w:r>
       <w:r>
-        <w:t xml:space="preserve">- 규칙: 지문 없음. 전 화 100% 「화자명: 대사」. 1턴 15단어 이내 + 긴 턴 10~15회(25~35단어). 문법 초점(B2): 수사 + 생격(семь миллионов двести тысяч, шесть тысяч восемьсот шприцев), 형동사(накопленный убыток, не выплаченные премии), 서수(двадцатый, тринадцатая зарплата).</w:t>
+        <w:t xml:space="preserve">- 규칙: 지문 없음. 전 화 100% 「화자명: 대사」. 1턴 20단어 이내 + 긴 턴 10~15회(30~50단어). 문법 초점(B2): 수사 + 생격(семь миллионов двести тысяч, шесть тысяч восемьсот шприцев), 형동사(накопленный убыток, не выплаченные премии), 서수(двадцатый, тринадцатая зарплата).</w:t>
       </w:r>
       <w:r>
         <w:t xml:space="preserve"> </w:t>
@@ -1004,119 +1004,119 @@
         <w:pStyle w:val="FirstParagraph"/>
       </w:pPr>
       <w:r>
-        <w:t xml:space="preserve">OLGA: Девять без десяти. Ирина здесь с шести утра. Охранник сказал.</w:t>
-      </w:r>
-    </w:p>
-    <w:p>
-      <w:pPr>
-        <w:pStyle w:val="BodyText"/>
-      </w:pPr>
-      <w:r>
-        <w:t xml:space="preserve">ALEKSEY: С шести? Что-то случилось?</w:t>
-      </w:r>
-    </w:p>
-    <w:p>
-      <w:pPr>
-        <w:pStyle w:val="BodyText"/>
-      </w:pPr>
-      <w:r>
-        <w:t xml:space="preserve">OLGA: Случился конец года. У аудиторов это хуже пожара.</w:t>
-      </w:r>
-    </w:p>
-    <w:p>
-      <w:pPr>
-        <w:pStyle w:val="BodyText"/>
-      </w:pPr>
-      <w:r>
-        <w:t xml:space="preserve">IRINA: Доброе утро. Я закрыла год. Не трогайте меня до двенадцати.</w:t>
-      </w:r>
-    </w:p>
-    <w:p>
-      <w:pPr>
-        <w:pStyle w:val="BodyText"/>
-      </w:pPr>
-      <w:r>
-        <w:t xml:space="preserve">ALEKSEY: Ирина, хотя бы скажите: плюс или минус?</w:t>
-      </w:r>
-    </w:p>
-    <w:p>
-      <w:pPr>
-        <w:pStyle w:val="BodyText"/>
-      </w:pPr>
-      <w:r>
-        <w:t xml:space="preserve">IRINA: Скажу на совете. При всех. Цифру говорят один раз.</w:t>
-      </w:r>
-    </w:p>
-    <w:p>
-      <w:pPr>
-        <w:pStyle w:val="BodyText"/>
-      </w:pPr>
-      <w:r>
-        <w:t xml:space="preserve">DIMA: Ирина Сергеевна, а продажи тоже узнают только в двенадцать?</w:t>
-      </w:r>
-    </w:p>
-    <w:p>
-      <w:pPr>
-        <w:pStyle w:val="BodyText"/>
-      </w:pPr>
-      <w:r>
-        <w:t xml:space="preserve">IRINA: Команда — в семь, на корпоративе. Сначала совет, потом все.</w:t>
-      </w:r>
-    </w:p>
-    <w:p>
-      <w:pPr>
-        <w:pStyle w:val="BodyText"/>
-      </w:pPr>
-      <w:r>
-        <w:t xml:space="preserve">DIMA: Понял. Значит, плюс. Минус вы бы сказали сразу.</w:t>
-      </w:r>
-    </w:p>
-    <w:p>
-      <w:pPr>
-        <w:pStyle w:val="BodyText"/>
-      </w:pPr>
-      <w:r>
-        <w:t xml:space="preserve">IRINA: Дмитрий, это не логика. Это надежда. Не путайте.</w:t>
-      </w:r>
-    </w:p>
-    <w:p>
-      <w:pPr>
-        <w:pStyle w:val="BodyText"/>
-      </w:pPr>
-      <w:r>
-        <w:t xml:space="preserve">OLGA: Надежда — тоже логика. Просто без документов.</w:t>
-      </w:r>
-    </w:p>
-    <w:p>
-      <w:pPr>
-        <w:pStyle w:val="BodyText"/>
-      </w:pPr>
-      <w:r>
-        <w:t xml:space="preserve">ALEKSEY: Ольга Петровна, вы что-то знаете?</w:t>
-      </w:r>
-    </w:p>
-    <w:p>
-      <w:pPr>
-        <w:pStyle w:val="BodyText"/>
-      </w:pPr>
-      <w:r>
-        <w:t xml:space="preserve">OLGA: Я знаю Ирину три года. Сегодня утром она купила торт. Сама. Впервые.</w:t>
-      </w:r>
-    </w:p>
-    <w:p>
-      <w:pPr>
-        <w:pStyle w:val="BodyText"/>
-      </w:pPr>
-      <w:r>
-        <w:t xml:space="preserve">IRINA: Торт — для корпоратива. Не для цифры. Не делайте выводов.</w:t>
-      </w:r>
-    </w:p>
-    <w:p>
-      <w:pPr>
-        <w:pStyle w:val="BodyText"/>
-      </w:pPr>
-      <w:r>
-        <w:t xml:space="preserve">ALEKSEY: Поздно. Я уже сделал.</w:t>
+        <w:t xml:space="preserve">OLGA: Без десяти девять, а Ирина здесь с шести утра. Мне об этом сказал охранник.</w:t>
+      </w:r>
+    </w:p>
+    <w:p>
+      <w:pPr>
+        <w:pStyle w:val="BodyText"/>
+      </w:pPr>
+      <w:r>
+        <w:t xml:space="preserve">ALEKSEY: С шести утра? Неужели что-то случилось, пока нас не было?</w:t>
+      </w:r>
+    </w:p>
+    <w:p>
+      <w:pPr>
+        <w:pStyle w:val="BodyText"/>
+      </w:pPr>
+      <w:r>
+        <w:t xml:space="preserve">OLGA: Случился конец года, а у аудиторов это хуже пожара.</w:t>
+      </w:r>
+    </w:p>
+    <w:p>
+      <w:pPr>
+        <w:pStyle w:val="BodyText"/>
+      </w:pPr>
+      <w:r>
+        <w:t xml:space="preserve">IRINA: Доброе утро. Я закрыла год, поэтому, пожалуйста, не трогайте меня до двенадцати.</w:t>
+      </w:r>
+    </w:p>
+    <w:p>
+      <w:pPr>
+        <w:pStyle w:val="BodyText"/>
+      </w:pPr>
+      <w:r>
+        <w:t xml:space="preserve">ALEKSEY: Ирина, скажите хотя бы одно: у нас плюс или минус?</w:t>
+      </w:r>
+    </w:p>
+    <w:p>
+      <w:pPr>
+        <w:pStyle w:val="BodyText"/>
+      </w:pPr>
+      <w:r>
+        <w:t xml:space="preserve">IRINA: Скажу на совете, при всех, потому что цифру говорят только один раз.</w:t>
+      </w:r>
+    </w:p>
+    <w:p>
+      <w:pPr>
+        <w:pStyle w:val="BodyText"/>
+      </w:pPr>
+      <w:r>
+        <w:t xml:space="preserve">DIMA: Ирина Сергеевна, а продажи тоже узнают результат только в двенадцать?</w:t>
+      </w:r>
+    </w:p>
+    <w:p>
+      <w:pPr>
+        <w:pStyle w:val="BodyText"/>
+      </w:pPr>
+      <w:r>
+        <w:t xml:space="preserve">IRINA: Команда узнает в семь, на корпоративе. Сначала совет, а потом все остальные.</w:t>
+      </w:r>
+    </w:p>
+    <w:p>
+      <w:pPr>
+        <w:pStyle w:val="BodyText"/>
+      </w:pPr>
+      <w:r>
+        <w:t xml:space="preserve">DIMA: Понял. Значит, плюс, потому что минус вы бы сказали сразу.</w:t>
+      </w:r>
+    </w:p>
+    <w:p>
+      <w:pPr>
+        <w:pStyle w:val="BodyText"/>
+      </w:pPr>
+      <w:r>
+        <w:t xml:space="preserve">IRINA: Дмитрий, это не логика, это надежда. Пожалуйста, не путайте одно с другим.</w:t>
+      </w:r>
+    </w:p>
+    <w:p>
+      <w:pPr>
+        <w:pStyle w:val="BodyText"/>
+      </w:pPr>
+      <w:r>
+        <w:t xml:space="preserve">OLGA: Надежда — это тоже логика, просто без документов.</w:t>
+      </w:r>
+    </w:p>
+    <w:p>
+      <w:pPr>
+        <w:pStyle w:val="BodyText"/>
+      </w:pPr>
+      <w:r>
+        <w:t xml:space="preserve">ALEKSEY: Ольга Петровна, а вы что-то знаете, чего не знаем мы?</w:t>
+      </w:r>
+    </w:p>
+    <w:p>
+      <w:pPr>
+        <w:pStyle w:val="BodyText"/>
+      </w:pPr>
+      <w:r>
+        <w:t xml:space="preserve">OLGA: Я знаю Ирину три года. Сегодня утром она сама купила торт, и это впервые за всё время.</w:t>
+      </w:r>
+    </w:p>
+    <w:p>
+      <w:pPr>
+        <w:pStyle w:val="BodyText"/>
+      </w:pPr>
+      <w:r>
+        <w:t xml:space="preserve">IRINA: Торт для корпоратива, а не для цифры. Не делайте, пожалуйста, поспешных выводов.</w:t>
+      </w:r>
+    </w:p>
+    <w:p>
+      <w:pPr>
+        <w:pStyle w:val="BodyText"/>
+      </w:pPr>
+      <w:r>
+        <w:t xml:space="preserve">ALEKSEY: Поздно, Ирина Сергеевна, я их уже сделал.</w:t>
       </w:r>
     </w:p>
     <w:bookmarkEnd w:id="21"/>
@@ -1134,191 +1134,191 @@
         <w:pStyle w:val="FirstParagraph"/>
       </w:pPr>
       <w:r>
-        <w:t xml:space="preserve">BORIS: Двенадцать ноль-ноль. Первый годовой совет. Белова, цифры.</w:t>
-      </w:r>
-    </w:p>
-    <w:p>
-      <w:pPr>
-        <w:pStyle w:val="BodyText"/>
-      </w:pPr>
-      <w:r>
-        <w:t xml:space="preserve">IRINA: Выручка за год — шестьдесят два миллиона. Продано шесть тысяч восемьсот шприцев.</w:t>
-      </w:r>
-    </w:p>
-    <w:p>
-      <w:pPr>
-        <w:pStyle w:val="BodyText"/>
-      </w:pPr>
-      <w:r>
-        <w:t xml:space="preserve">ZUEVA: Выручка — это не результат. Это шум. Дальше.</w:t>
-      </w:r>
-    </w:p>
-    <w:p>
-      <w:pPr>
-        <w:pStyle w:val="BodyText"/>
-      </w:pPr>
-      <w:r>
-        <w:t xml:space="preserve">IRINA: Дальше — закупка, таможня, склад, зарплаты, центр, аренда, проценты по кредиту, налоги. Всё, что мы заплатили, чтобы эти деньги пришли. Я вычитала полторы недели. Каждую строку — дважды.</w:t>
-      </w:r>
-    </w:p>
-    <w:p>
-      <w:pPr>
-        <w:pStyle w:val="BodyText"/>
-      </w:pPr>
-      <w:r>
-        <w:t xml:space="preserve">ALEKSEY: И что осталось?</w:t>
-      </w:r>
-    </w:p>
-    <w:p>
-      <w:pPr>
-        <w:pStyle w:val="BodyText"/>
-      </w:pPr>
-      <w:r>
-        <w:t xml:space="preserve">IRINA: Чистая прибыль — семь миллионов двести тысяч. После налога. Первый год в плюсе.</w:t>
-      </w:r>
-    </w:p>
-    <w:p>
-      <w:pPr>
-        <w:pStyle w:val="BodyText"/>
-      </w:pPr>
-      <w:r>
-        <w:t xml:space="preserve">OLGA: Семь двести. За три года — первая цифра без минуса.</w:t>
-      </w:r>
-    </w:p>
-    <w:p>
-      <w:pPr>
-        <w:pStyle w:val="BodyText"/>
-      </w:pPr>
-      <w:r>
-        <w:t xml:space="preserve">BORIS: Белова, а почему у тебя руки не дрожат?</w:t>
-      </w:r>
-    </w:p>
-    <w:p>
-      <w:pPr>
-        <w:pStyle w:val="BodyText"/>
-      </w:pPr>
-      <w:r>
-        <w:t xml:space="preserve">IRINA: Дрожали в шесть утра. Сейчас уже нет. Я проверила трижды.</w:t>
-      </w:r>
-    </w:p>
-    <w:p>
-      <w:pPr>
-        <w:pStyle w:val="BodyText"/>
-      </w:pPr>
-      <w:r>
-        <w:t xml:space="preserve">ZUEVA: Мой вопрос. Что не вошло в эту цифру? Всегда что-то не входит.</w:t>
-      </w:r>
-    </w:p>
-    <w:p>
-      <w:pPr>
-        <w:pStyle w:val="BodyText"/>
-      </w:pPr>
-      <w:r>
-        <w:t xml:space="preserve">IRINA: Вошло всё. Даже неприятное. Резерв на претензии — восемьсот тысяч. Списание — двенадцать шприцев, разбитая коробка в октябре. И декабрьские премии команды, которые ещё не выплачены. Ничего не спрятано.</w:t>
-      </w:r>
-    </w:p>
-    <w:p>
-      <w:pPr>
-        <w:pStyle w:val="BodyText"/>
-      </w:pPr>
-      <w:r>
-        <w:t xml:space="preserve">ZUEVA: Резерв на претензии. Хорошо. Кто его придумал?</w:t>
-      </w:r>
-    </w:p>
-    <w:p>
-      <w:pPr>
-        <w:pStyle w:val="BodyText"/>
-      </w:pPr>
-      <w:r>
-        <w:t xml:space="preserve">IRINA: Вероника Кравец. В июне. Я просто записала.</w:t>
-      </w:r>
-    </w:p>
-    <w:p>
-      <w:pPr>
-        <w:pStyle w:val="BodyText"/>
-      </w:pPr>
-      <w:r>
-        <w:t xml:space="preserve">ZUEVA: Тогда цифра честная. Подтверждаю как независимый член совета.</w:t>
-      </w:r>
-    </w:p>
-    <w:p>
-      <w:pPr>
-        <w:pStyle w:val="BodyText"/>
-      </w:pPr>
-      <w:r>
-        <w:t xml:space="preserve">ALEKSEY: Семь миллионов. Ирина, это же…</w:t>
-      </w:r>
-    </w:p>
-    <w:p>
-      <w:pPr>
-        <w:pStyle w:val="BodyText"/>
-      </w:pPr>
-      <w:r>
-        <w:t xml:space="preserve">IRINA: Подождите радоваться. Есть вторая цифра. Накопленный убыток за первые два года — минус семнадцать.</w:t>
-      </w:r>
-    </w:p>
-    <w:p>
-      <w:pPr>
-        <w:pStyle w:val="BodyText"/>
-      </w:pPr>
-      <w:r>
-        <w:t xml:space="preserve">ALEKSEY: Минус семнадцать плюс семь…</w:t>
-      </w:r>
-    </w:p>
-    <w:p>
-      <w:pPr>
-        <w:pStyle w:val="BodyText"/>
-      </w:pPr>
-      <w:r>
-        <w:t xml:space="preserve">IRINA: Минус десять. За год мы заработали. Но за три ещё не вернули.</w:t>
-      </w:r>
-    </w:p>
-    <w:p>
-      <w:pPr>
-        <w:pStyle w:val="BodyText"/>
-      </w:pPr>
-      <w:r>
-        <w:t xml:space="preserve">OLGA: Как с регистрацией. Удостоверение получили, а месяцы назад не вернёшь.</w:t>
-      </w:r>
-    </w:p>
-    <w:p>
-      <w:pPr>
-        <w:pStyle w:val="BodyText"/>
-      </w:pPr>
-      <w:r>
-        <w:t xml:space="preserve">BORIS: Белова права. Прибыль за год — это не богатство. Это первый год, когда вы не тонете. В девяносто девятом у меня был такой год. Я тогда купил себе одну вещь — новые ботинки. Больше ничего.</w:t>
-      </w:r>
-    </w:p>
-    <w:p>
-      <w:pPr>
-        <w:pStyle w:val="BodyText"/>
-      </w:pPr>
-      <w:r>
-        <w:t xml:space="preserve">ALEKSEY: Вопрос к совету. Что делаем с семью миллионами?</w:t>
-      </w:r>
-    </w:p>
-    <w:p>
-      <w:pPr>
-        <w:pStyle w:val="BodyText"/>
-      </w:pPr>
-      <w:r>
-        <w:t xml:space="preserve">BORIS: Дивиденды — нет. Я не за дивидендами пришёл. Я подожду.</w:t>
-      </w:r>
-    </w:p>
-    <w:p>
-      <w:pPr>
-        <w:pStyle w:val="BodyText"/>
-      </w:pPr>
-      <w:r>
-        <w:t xml:space="preserve">ZUEVA: Запишем: инвестор отказался от дивидендов. Первый раз такое пишу.</w:t>
-      </w:r>
-    </w:p>
-    <w:p>
-      <w:pPr>
-        <w:pStyle w:val="BodyText"/>
-      </w:pPr>
-      <w:r>
-        <w:t xml:space="preserve">IRINA: Не отказался. Делить нельзя, пока минус десять. Но спасибо, Борис Игоревич, за красивую формулировку.</w:t>
+        <w:t xml:space="preserve">BORIS: Двенадцать ноль-ноль, первый годовой совет. Белова, давай цифры.</w:t>
+      </w:r>
+    </w:p>
+    <w:p>
+      <w:pPr>
+        <w:pStyle w:val="BodyText"/>
+      </w:pPr>
+      <w:r>
+        <w:t xml:space="preserve">IRINA: Выручка за год — шестьдесят два миллиона. Мы продали шесть тысяч восемьсот шприцев.</w:t>
+      </w:r>
+    </w:p>
+    <w:p>
+      <w:pPr>
+        <w:pStyle w:val="BodyText"/>
+      </w:pPr>
+      <w:r>
+        <w:t xml:space="preserve">ZUEVA: Выручка — это не результат, это шум. Что дальше?</w:t>
+      </w:r>
+    </w:p>
+    <w:p>
+      <w:pPr>
+        <w:pStyle w:val="BodyText"/>
+      </w:pPr>
+      <w:r>
+        <w:t xml:space="preserve">IRINA: Дальше закупка, таможня, склад, зарплаты, центр, аренда, проценты по кредиту и налоги. Всё, что мы заплатили, чтобы эти деньги пришли. Я вычитала полторы недели, и каждую строку проверила дважды, потому что ошибиться в первом годовом отчёте нельзя.</w:t>
+      </w:r>
+    </w:p>
+    <w:p>
+      <w:pPr>
+        <w:pStyle w:val="BodyText"/>
+      </w:pPr>
+      <w:r>
+        <w:t xml:space="preserve">ALEKSEY: И что же в итоге осталось?</w:t>
+      </w:r>
+    </w:p>
+    <w:p>
+      <w:pPr>
+        <w:pStyle w:val="BodyText"/>
+      </w:pPr>
+      <w:r>
+        <w:t xml:space="preserve">IRINA: Чистая прибыль — семь миллионов двести тысяч после налога. Это первый год в плюсе.</w:t>
+      </w:r>
+    </w:p>
+    <w:p>
+      <w:pPr>
+        <w:pStyle w:val="BodyText"/>
+      </w:pPr>
+      <w:r>
+        <w:t xml:space="preserve">OLGA: Семь двести. За три года это первая цифра без минуса.</w:t>
+      </w:r>
+    </w:p>
+    <w:p>
+      <w:pPr>
+        <w:pStyle w:val="BodyText"/>
+      </w:pPr>
+      <w:r>
+        <w:t xml:space="preserve">BORIS: Белова, а почему у тебя руки не дрожат, когда ты это говоришь?</w:t>
+      </w:r>
+    </w:p>
+    <w:p>
+      <w:pPr>
+        <w:pStyle w:val="BodyText"/>
+      </w:pPr>
+      <w:r>
+        <w:t xml:space="preserve">IRINA: Они дрожали в шесть утра, а сейчас уже нет, потому что я проверила всё трижды.</w:t>
+      </w:r>
+    </w:p>
+    <w:p>
+      <w:pPr>
+        <w:pStyle w:val="BodyText"/>
+      </w:pPr>
+      <w:r>
+        <w:t xml:space="preserve">ZUEVA: У меня вопрос. Что не вошло в эту цифру? Ведь всегда что-то не входит.</w:t>
+      </w:r>
+    </w:p>
+    <w:p>
+      <w:pPr>
+        <w:pStyle w:val="BodyText"/>
+      </w:pPr>
+      <w:r>
+        <w:t xml:space="preserve">IRINA: Вошло всё. Даже неприятное. Резерв на претензии — восемьсот тысяч. Списание — двенадцать шприцев, разбитая коробка в октябре. И декабрьские премии команды, которые ещё не выплачены. Ничего не спрятано, и каждую строку можно проверить по документам.</w:t>
+      </w:r>
+    </w:p>
+    <w:p>
+      <w:pPr>
+        <w:pStyle w:val="BodyText"/>
+      </w:pPr>
+      <w:r>
+        <w:t xml:space="preserve">ZUEVA: Резерв на претензии — это хорошо. А кто его придумал?</w:t>
+      </w:r>
+    </w:p>
+    <w:p>
+      <w:pPr>
+        <w:pStyle w:val="BodyText"/>
+      </w:pPr>
+      <w:r>
+        <w:t xml:space="preserve">IRINA: Вероника Кравец, ещё в июне, а я просто записала.</w:t>
+      </w:r>
+    </w:p>
+    <w:p>
+      <w:pPr>
+        <w:pStyle w:val="BodyText"/>
+      </w:pPr>
+      <w:r>
+        <w:t xml:space="preserve">ZUEVA: Тогда цифра честная, и я подтверждаю это как независимый член совета.</w:t>
+      </w:r>
+    </w:p>
+    <w:p>
+      <w:pPr>
+        <w:pStyle w:val="BodyText"/>
+      </w:pPr>
+      <w:r>
+        <w:t xml:space="preserve">ALEKSEY: Семь миллионов… Ирина, это же просто…</w:t>
+      </w:r>
+    </w:p>
+    <w:p>
+      <w:pPr>
+        <w:pStyle w:val="BodyText"/>
+      </w:pPr>
+      <w:r>
+        <w:t xml:space="preserve">IRINA: Подождите радоваться, есть вторая цифра. Накопленный убыток за первые два года — минус семнадцать.</w:t>
+      </w:r>
+    </w:p>
+    <w:p>
+      <w:pPr>
+        <w:pStyle w:val="BodyText"/>
+      </w:pPr>
+      <w:r>
+        <w:t xml:space="preserve">ALEKSEY: Минус семнадцать плюс семь, значит…</w:t>
+      </w:r>
+    </w:p>
+    <w:p>
+      <w:pPr>
+        <w:pStyle w:val="BodyText"/>
+      </w:pPr>
+      <w:r>
+        <w:t xml:space="preserve">IRINA: Значит, минус десять. За год мы заработали, но за три года ещё не вернули.</w:t>
+      </w:r>
+    </w:p>
+    <w:p>
+      <w:pPr>
+        <w:pStyle w:val="BodyText"/>
+      </w:pPr>
+      <w:r>
+        <w:t xml:space="preserve">OLGA: Это как с регистрацией: удостоверение мы получили, а потерянные месяцы назад не вернёшь.</w:t>
+      </w:r>
+    </w:p>
+    <w:p>
+      <w:pPr>
+        <w:pStyle w:val="BodyText"/>
+      </w:pPr>
+      <w:r>
+        <w:t xml:space="preserve">BORIS: Белова права. Прибыль за год — это не богатство, а первый год, когда вы не тонете. В девяносто девятом у меня был такой год. Я тогда купил себе только одну вещь — новые ботинки, и больше ничего.</w:t>
+      </w:r>
+    </w:p>
+    <w:p>
+      <w:pPr>
+        <w:pStyle w:val="BodyText"/>
+      </w:pPr>
+      <w:r>
+        <w:t xml:space="preserve">ALEKSEY: Тогда у меня вопрос к совету: что мы делаем с семью миллионами?</w:t>
+      </w:r>
+    </w:p>
+    <w:p>
+      <w:pPr>
+        <w:pStyle w:val="BodyText"/>
+      </w:pPr>
+      <w:r>
+        <w:t xml:space="preserve">BORIS: Дивиденды — нет. Я не за дивидендами сюда пришёл, я подожду.</w:t>
+      </w:r>
+    </w:p>
+    <w:p>
+      <w:pPr>
+        <w:pStyle w:val="BodyText"/>
+      </w:pPr>
+      <w:r>
+        <w:t xml:space="preserve">ZUEVA: Запишем: инвестор отказался от дивидендов. Я пишу такое в протокол первый раз в жизни.</w:t>
+      </w:r>
+    </w:p>
+    <w:p>
+      <w:pPr>
+        <w:pStyle w:val="BodyText"/>
+      </w:pPr>
+      <w:r>
+        <w:t xml:space="preserve">IRINA: Он не отказался, просто делить нельзя, пока у нас минус десять. Но спасибо, Борис Игоревич, за красивую формулировку.</w:t>
       </w:r>
     </w:p>
     <w:p>
@@ -1334,79 +1334,79 @@
         <w:pStyle w:val="BodyText"/>
       </w:pPr>
       <w:r>
-        <w:t xml:space="preserve">IRINA: Особенно подарок. Подарки чаще всего без документов.</w:t>
-      </w:r>
-    </w:p>
-    <w:p>
-      <w:pPr>
-        <w:pStyle w:val="BodyText"/>
-      </w:pPr>
-      <w:r>
-        <w:t xml:space="preserve">ALEKSEY: Тогда моё предложение. Три части. Тульский центр. Премии всей команде. Первый возврат займа учредителю.</w:t>
-      </w:r>
-    </w:p>
-    <w:p>
-      <w:pPr>
-        <w:pStyle w:val="BodyText"/>
-      </w:pPr>
-      <w:r>
-        <w:t xml:space="preserve">OLGA: Какому учредителю?</w:t>
-      </w:r>
-    </w:p>
-    <w:p>
-      <w:pPr>
-        <w:pStyle w:val="BodyText"/>
-      </w:pPr>
-      <w:r>
-        <w:t xml:space="preserve">IRINA: Вам, Ольга Петровна. Полмиллиона. Почти три года назад вы сказали: «Пусть возвращаются». Они возвращаются. Первыми, потому что ваш заём самый маленький. И потому что вы не просили.</w:t>
-      </w:r>
-    </w:p>
-    <w:p>
-      <w:pPr>
-        <w:pStyle w:val="BodyText"/>
-      </w:pPr>
-      <w:r>
-        <w:t xml:space="preserve">OLGA: Это был отпуск сына на море. Сын уже работает. Ему море не нужно.</w:t>
-      </w:r>
-    </w:p>
-    <w:p>
-      <w:pPr>
-        <w:pStyle w:val="BodyText"/>
-      </w:pPr>
-      <w:r>
-        <w:t xml:space="preserve">IRINA: Тогда это ваш отпуск. За три года вы не были в отпуске ни дня.</w:t>
-      </w:r>
-    </w:p>
-    <w:p>
-      <w:pPr>
-        <w:pStyle w:val="BodyText"/>
-      </w:pPr>
-      <w:r>
-        <w:t xml:space="preserve">OLGA: У меня Тула. Регистрация центра. Я не могу.</w:t>
-      </w:r>
-    </w:p>
-    <w:p>
-      <w:pPr>
-        <w:pStyle w:val="BodyText"/>
-      </w:pPr>
-      <w:r>
-        <w:t xml:space="preserve">ZUEVA: Ольга, это уже третье «нет»? Я считаю.</w:t>
-      </w:r>
-    </w:p>
-    <w:p>
-      <w:pPr>
-        <w:pStyle w:val="BodyText"/>
-      </w:pPr>
-      <w:r>
-        <w:t xml:space="preserve">OLGA: Второе. Нина, не смейтесь. Голосуйте.</w:t>
-      </w:r>
-    </w:p>
-    <w:p>
-      <w:pPr>
-        <w:pStyle w:val="BodyText"/>
-      </w:pPr>
-      <w:r>
-        <w:t xml:space="preserve">BORIS: Голосуем. Пять — за. Миронова тоже за, хотя молчит. Принято.</w:t>
+        <w:t xml:space="preserve">IRINA: Особенно подарок, потому что подарки чаще всего бывают без документов.</w:t>
+      </w:r>
+    </w:p>
+    <w:p>
+      <w:pPr>
+        <w:pStyle w:val="BodyText"/>
+      </w:pPr>
+      <w:r>
+        <w:t xml:space="preserve">ALEKSEY: Тогда моё предложение из трёх частей: Тульский центр, премии всей команде и первый возврат займа учредителю.</w:t>
+      </w:r>
+    </w:p>
+    <w:p>
+      <w:pPr>
+        <w:pStyle w:val="BodyText"/>
+      </w:pPr>
+      <w:r>
+        <w:t xml:space="preserve">OLGA: Какому учредителю? О ком вы сейчас говорите?</w:t>
+      </w:r>
+    </w:p>
+    <w:p>
+      <w:pPr>
+        <w:pStyle w:val="BodyText"/>
+      </w:pPr>
+      <w:r>
+        <w:t xml:space="preserve">IRINA: О вас, Ольга Петровна, полмиллиона. Почти три года назад вы сказали: «Пусть возвращаются». Теперь они возвращаются, и первыми, потому что ваш заём самый маленький. И ещё потому, что вы никогда об этом не просили.</w:t>
+      </w:r>
+    </w:p>
+    <w:p>
+      <w:pPr>
+        <w:pStyle w:val="BodyText"/>
+      </w:pPr>
+      <w:r>
+        <w:t xml:space="preserve">OLGA: Это были деньги на отпуск сына на море. Но сын уже работает, и море ему не нужно.</w:t>
+      </w:r>
+    </w:p>
+    <w:p>
+      <w:pPr>
+        <w:pStyle w:val="BodyText"/>
+      </w:pPr>
+      <w:r>
+        <w:t xml:space="preserve">IRINA: Тогда пусть это будет ваш отпуск. За три года вы не были в отпуске ни одного дня.</w:t>
+      </w:r>
+    </w:p>
+    <w:p>
+      <w:pPr>
+        <w:pStyle w:val="BodyText"/>
+      </w:pPr>
+      <w:r>
+        <w:t xml:space="preserve">OLGA: Но у меня Тула и регистрация центра, поэтому я не могу никуда уехать.</w:t>
+      </w:r>
+    </w:p>
+    <w:p>
+      <w:pPr>
+        <w:pStyle w:val="BodyText"/>
+      </w:pPr>
+      <w:r>
+        <w:t xml:space="preserve">ZUEVA: Ольга, это уже третье «нет»? Я ведь считаю.</w:t>
+      </w:r>
+    </w:p>
+    <w:p>
+      <w:pPr>
+        <w:pStyle w:val="BodyText"/>
+      </w:pPr>
+      <w:r>
+        <w:t xml:space="preserve">OLGA: Это второе. Нина, не смейтесь надо мной, лучше голосуйте.</w:t>
+      </w:r>
+    </w:p>
+    <w:p>
+      <w:pPr>
+        <w:pStyle w:val="BodyText"/>
+      </w:pPr>
+      <w:r>
+        <w:t xml:space="preserve">BORIS: Голосуем. Пять голосов за, и Миронова тоже за, хотя и молчит. Решение принято.</w:t>
       </w:r>
     </w:p>
     <w:bookmarkEnd w:id="22"/>
@@ -1424,239 +1424,239 @@
         <w:pStyle w:val="FirstParagraph"/>
       </w:pPr>
       <w:r>
-        <w:t xml:space="preserve">DIMA: Алексей Николаевич, совет закончился? Мы видели ваше лицо через стекло.</w:t>
-      </w:r>
-    </w:p>
-    <w:p>
-      <w:pPr>
-        <w:pStyle w:val="BodyText"/>
-      </w:pPr>
-      <w:r>
-        <w:t xml:space="preserve">ALEKSEY: Какое у меня было лицо?</w:t>
-      </w:r>
-    </w:p>
-    <w:p>
-      <w:pPr>
-        <w:pStyle w:val="BodyText"/>
-      </w:pPr>
-      <w:r>
-        <w:t xml:space="preserve">KIRILL: Как у человека, который выиграл. Но ему запретили говорить.</w:t>
-      </w:r>
-    </w:p>
-    <w:p>
-      <w:pPr>
-        <w:pStyle w:val="BodyText"/>
-      </w:pPr>
-      <w:r>
-        <w:t xml:space="preserve">ALEKSEY: Кирилл, точно. Ирина объявит в семь. Терпите.</w:t>
-      </w:r>
-    </w:p>
-    <w:p>
-      <w:pPr>
-        <w:pStyle w:val="BodyText"/>
-      </w:pPr>
-      <w:r>
-        <w:t xml:space="preserve">IRINA: Пока терпите — помогите посчитать. Вкладка «Люди». Сколько нас?</w:t>
-      </w:r>
-    </w:p>
-    <w:p>
-      <w:pPr>
-        <w:pStyle w:val="BodyText"/>
-      </w:pPr>
-      <w:r>
-        <w:t xml:space="preserve">DIMA: Я, Кирилл и ещё четыре менеджера. Продажи — шесть.</w:t>
-      </w:r>
-    </w:p>
-    <w:p>
-      <w:pPr>
-        <w:pStyle w:val="BodyText"/>
-      </w:pPr>
-      <w:r>
-        <w:t xml:space="preserve">IRINA: Центр — два координатора. Линия осложнений — две медсестры, круглосуточно, по сменам.</w:t>
-      </w:r>
-    </w:p>
-    <w:p>
-      <w:pPr>
-        <w:pStyle w:val="BodyText"/>
-      </w:pPr>
-      <w:r>
-        <w:t xml:space="preserve">OLGA: Регистрация — я и Полина. Полина с сентября, уже знает всех экспертов.</w:t>
-      </w:r>
-    </w:p>
-    <w:p>
-      <w:pPr>
-        <w:pStyle w:val="BodyText"/>
-      </w:pPr>
-      <w:r>
-        <w:t xml:space="preserve">IRINA: Бухгалтерия — Света и Женя. Склад — двое. Офис-менеджер — одна.</w:t>
-      </w:r>
-    </w:p>
-    <w:p>
-      <w:pPr>
-        <w:pStyle w:val="BodyText"/>
-      </w:pPr>
-      <w:r>
-        <w:t xml:space="preserve">KIRILL: Шесть, два, два, один, два, два, один. Шестнадцать. Плюс трое учредителей. Девятнадцать.</w:t>
-      </w:r>
-    </w:p>
-    <w:p>
-      <w:pPr>
-        <w:pStyle w:val="BodyText"/>
-      </w:pPr>
-      <w:r>
-        <w:t xml:space="preserve">IRINA: Правильно. В штате девятнадцать. А в таблице — двадцать.</w:t>
-      </w:r>
-    </w:p>
-    <w:p>
-      <w:pPr>
-        <w:pStyle w:val="BodyText"/>
-      </w:pPr>
-      <w:r>
-        <w:t xml:space="preserve">DIMA: Кто двадцатый? Мёртвая душа?</w:t>
-      </w:r>
-    </w:p>
-    <w:p>
-      <w:pPr>
-        <w:pStyle w:val="BodyText"/>
-      </w:pPr>
-      <w:r>
-        <w:t xml:space="preserve">IRINA: Живая. Самая живая. Николай Петрович Воронцов. Последний понедельник каждого месяца, два с лишним года, склад в Подольске. Пересчёт коробок. Без договора, без денег. Я посчитала: двадцать восемь понедельников.</w:t>
-      </w:r>
-    </w:p>
-    <w:p>
-      <w:pPr>
-        <w:pStyle w:val="BodyText"/>
-      </w:pPr>
-      <w:r>
-        <w:t xml:space="preserve">ALEKSEY: Папа? Ирина, он же помогает. Как родственник.</w:t>
-      </w:r>
-    </w:p>
-    <w:p>
-      <w:pPr>
-        <w:pStyle w:val="BodyText"/>
-      </w:pPr>
-      <w:r>
-        <w:t xml:space="preserve">IRINA: Он работает. Это работа без документа. В компании, где без документа ничего нет.</w:t>
-      </w:r>
-    </w:p>
-    <w:p>
-      <w:pPr>
-        <w:pStyle w:val="BodyText"/>
-      </w:pPr>
-      <w:r>
-        <w:t xml:space="preserve">OLGA: Она права. Если инспекция спросит, кто считает склад, что вы скажете? «Папа»?</w:t>
-      </w:r>
-    </w:p>
-    <w:p>
-      <w:pPr>
-        <w:pStyle w:val="BodyText"/>
-      </w:pPr>
-      <w:r>
-        <w:t xml:space="preserve">ALEKSEY: Он откажется. Вы его не знаете. За помощь, скажет, денег не берут.</w:t>
-      </w:r>
-    </w:p>
-    <w:p>
-      <w:pPr>
-        <w:pStyle w:val="BodyText"/>
-      </w:pPr>
-      <w:r>
-        <w:t xml:space="preserve">IRINA: Поэтому скажете не вы. Скажу я. Сегодня. Он приглашён на корпоратив.</w:t>
-      </w:r>
-    </w:p>
-    <w:p>
-      <w:pPr>
-        <w:pStyle w:val="BodyText"/>
-      </w:pPr>
-      <w:r>
-        <w:t xml:space="preserve">KIRILL: Можно вопрос? В Лондоне я год работал у… знакомого. Без договора.</w:t>
-      </w:r>
-    </w:p>
-    <w:p>
-      <w:pPr>
-        <w:pStyle w:val="BodyText"/>
-      </w:pPr>
-      <w:r>
-        <w:t xml:space="preserve">DIMA: И как?</w:t>
-      </w:r>
-    </w:p>
-    <w:p>
-      <w:pPr>
-        <w:pStyle w:val="BodyText"/>
-      </w:pPr>
-      <w:r>
-        <w:t xml:space="preserve">KIRILL: Удобно. Пока не поссорились. Потом выяснилось, что меня там вообще не было.</w:t>
-      </w:r>
-    </w:p>
-    <w:p>
-      <w:pPr>
-        <w:pStyle w:val="BodyText"/>
-      </w:pPr>
-      <w:r>
-        <w:t xml:space="preserve">IRINA: Вот поэтому. Договор нужен не для хороших дней. Он нужен для плохих.</w:t>
-      </w:r>
-    </w:p>
-    <w:p>
-      <w:pPr>
-        <w:pStyle w:val="BodyText"/>
-      </w:pPr>
-      <w:r>
-        <w:t xml:space="preserve">DIMA: Ирина Сергеевна, а премии? Совет же решал. Я видел доску.</w:t>
-      </w:r>
-    </w:p>
-    <w:p>
-      <w:pPr>
-        <w:pStyle w:val="BodyText"/>
-      </w:pPr>
-      <w:r>
-        <w:t xml:space="preserve">IRINA: Дмитрий, вы видели доску через стекло. Это не считается.</w:t>
-      </w:r>
-    </w:p>
-    <w:p>
-      <w:pPr>
-        <w:pStyle w:val="BodyText"/>
-      </w:pPr>
-      <w:r>
-        <w:t xml:space="preserve">DIMA: Одно только спрошу. Премии — по системе? Или всем одинаково?</w:t>
-      </w:r>
-    </w:p>
-    <w:p>
-      <w:pPr>
-        <w:pStyle w:val="BodyText"/>
-      </w:pPr>
-      <w:r>
-        <w:t xml:space="preserve">ALEKSEY: По системе. Ваши три пункта никто не отменял. Но есть ещё одна строка — для всех. Тринадцатая зарплата. Включая медсестёр на линии, которые не продают ни шприца, но спят с телефоном.</w:t>
-      </w:r>
-    </w:p>
-    <w:p>
-      <w:pPr>
-        <w:pStyle w:val="BodyText"/>
-      </w:pPr>
-      <w:r>
-        <w:t xml:space="preserve">KIRILL: Медсёстрам тоже? Они же не приносят выручку.</w:t>
-      </w:r>
-    </w:p>
-    <w:p>
-      <w:pPr>
-        <w:pStyle w:val="BodyText"/>
-      </w:pPr>
-      <w:r>
-        <w:t xml:space="preserve">DIMA: Приносят. Ночью врач звонит, медсестра отвечает. Утром этот врач заказывает снова.</w:t>
-      </w:r>
-    </w:p>
-    <w:p>
-      <w:pPr>
-        <w:pStyle w:val="BodyText"/>
-      </w:pPr>
-      <w:r>
-        <w:t xml:space="preserve">IRINA: Алексей, кстати. Вы только что объявили раньше семи.</w:t>
-      </w:r>
-    </w:p>
-    <w:p>
-      <w:pPr>
-        <w:pStyle w:val="BodyText"/>
-      </w:pPr>
-      <w:r>
-        <w:t xml:space="preserve">ALEKSEY: Я торопился. Это моя главная слабость. Ольга Петровна знает.</w:t>
+        <w:t xml:space="preserve">DIMA: Алексей Николаевич, совет уже закончился? Мы видели ваше лицо через стекло.</w:t>
+      </w:r>
+    </w:p>
+    <w:p>
+      <w:pPr>
+        <w:pStyle w:val="BodyText"/>
+      </w:pPr>
+      <w:r>
+        <w:t xml:space="preserve">ALEKSEY: И какое же у меня было лицо?</w:t>
+      </w:r>
+    </w:p>
+    <w:p>
+      <w:pPr>
+        <w:pStyle w:val="BodyText"/>
+      </w:pPr>
+      <w:r>
+        <w:t xml:space="preserve">KIRILL: Как у человека, который выиграл, но ему запретили об этом говорить.</w:t>
+      </w:r>
+    </w:p>
+    <w:p>
+      <w:pPr>
+        <w:pStyle w:val="BodyText"/>
+      </w:pPr>
+      <w:r>
+        <w:t xml:space="preserve">ALEKSEY: Кирилл, точно сказано. Ирина объявит всё в семь, так что потерпите.</w:t>
+      </w:r>
+    </w:p>
+    <w:p>
+      <w:pPr>
+        <w:pStyle w:val="BodyText"/>
+      </w:pPr>
+      <w:r>
+        <w:t xml:space="preserve">IRINA: А пока вы терпите, помогите мне посчитать. Откройте вкладку «Люди». Сколько нас всего?</w:t>
+      </w:r>
+    </w:p>
+    <w:p>
+      <w:pPr>
+        <w:pStyle w:val="BodyText"/>
+      </w:pPr>
+      <w:r>
+        <w:t xml:space="preserve">DIMA: Я, Кирилл и ещё четыре менеджера, итого в продажах шесть человек.</w:t>
+      </w:r>
+    </w:p>
+    <w:p>
+      <w:pPr>
+        <w:pStyle w:val="BodyText"/>
+      </w:pPr>
+      <w:r>
+        <w:t xml:space="preserve">IRINA: В центре два координатора. На линии осложнений две медсестры, которые работают круглосуточно, по сменам.</w:t>
+      </w:r>
+    </w:p>
+    <w:p>
+      <w:pPr>
+        <w:pStyle w:val="BodyText"/>
+      </w:pPr>
+      <w:r>
+        <w:t xml:space="preserve">OLGA: В регистрации я и Полина. Полина у нас с сентября, но уже знает всех экспертов.</w:t>
+      </w:r>
+    </w:p>
+    <w:p>
+      <w:pPr>
+        <w:pStyle w:val="BodyText"/>
+      </w:pPr>
+      <w:r>
+        <w:t xml:space="preserve">IRINA: В бухгалтерии Света и Женя, на складе двое, и ещё одна офис-менеджер.</w:t>
+      </w:r>
+    </w:p>
+    <w:p>
+      <w:pPr>
+        <w:pStyle w:val="BodyText"/>
+      </w:pPr>
+      <w:r>
+        <w:t xml:space="preserve">KIRILL: Шесть, два, два, один, два, два, один — это шестнадцать. Плюс трое учредителей, итого девятнадцать.</w:t>
+      </w:r>
+    </w:p>
+    <w:p>
+      <w:pPr>
+        <w:pStyle w:val="BodyText"/>
+      </w:pPr>
+      <w:r>
+        <w:t xml:space="preserve">IRINA: Правильно, в штате девятнадцать человек. А в моей таблице — двадцать.</w:t>
+      </w:r>
+    </w:p>
+    <w:p>
+      <w:pPr>
+        <w:pStyle w:val="BodyText"/>
+      </w:pPr>
+      <w:r>
+        <w:t xml:space="preserve">DIMA: А кто же двадцатый? Какая-нибудь мёртвая душа?</w:t>
+      </w:r>
+    </w:p>
+    <w:p>
+      <w:pPr>
+        <w:pStyle w:val="BodyText"/>
+      </w:pPr>
+      <w:r>
+        <w:t xml:space="preserve">IRINA: Живая, причём самая живая. Это Николай Петрович Воронцов. Последний понедельник каждого месяца, два с лишним года, склад в Подольске, пересчёт коробок. Без договора и без денег. Я посчитала: это двадцать восемь понедельников.</w:t>
+      </w:r>
+    </w:p>
+    <w:p>
+      <w:pPr>
+        <w:pStyle w:val="BodyText"/>
+      </w:pPr>
+      <w:r>
+        <w:t xml:space="preserve">ALEKSEY: Папа? Ирина, но он же просто помогает, как родственник.</w:t>
+      </w:r>
+    </w:p>
+    <w:p>
+      <w:pPr>
+        <w:pStyle w:val="BodyText"/>
+      </w:pPr>
+      <w:r>
+        <w:t xml:space="preserve">IRINA: Он работает, а это работа без документа. В компании, где без документа ничего нет.</w:t>
+      </w:r>
+    </w:p>
+    <w:p>
+      <w:pPr>
+        <w:pStyle w:val="BodyText"/>
+      </w:pPr>
+      <w:r>
+        <w:t xml:space="preserve">OLGA: Она права. Если инспекция спросит, кто считает склад, что вы скажете? «Мой папа»?</w:t>
+      </w:r>
+    </w:p>
+    <w:p>
+      <w:pPr>
+        <w:pStyle w:val="BodyText"/>
+      </w:pPr>
+      <w:r>
+        <w:t xml:space="preserve">ALEKSEY: Он откажется, вы его не знаете. Он скажет, что за помощь денег не берут.</w:t>
+      </w:r>
+    </w:p>
+    <w:p>
+      <w:pPr>
+        <w:pStyle w:val="BodyText"/>
+      </w:pPr>
+      <w:r>
+        <w:t xml:space="preserve">IRINA: Поэтому скажете ему не вы, а я, сегодня же. Он приглашён на корпоратив.</w:t>
+      </w:r>
+    </w:p>
+    <w:p>
+      <w:pPr>
+        <w:pStyle w:val="BodyText"/>
+      </w:pPr>
+      <w:r>
+        <w:t xml:space="preserve">KIRILL: Можно вопрос? В Лондоне я год работал у одного… знакомого, и тоже без договора.</w:t>
+      </w:r>
+    </w:p>
+    <w:p>
+      <w:pPr>
+        <w:pStyle w:val="BodyText"/>
+      </w:pPr>
+      <w:r>
+        <w:t xml:space="preserve">DIMA: И как это было? Вам понравилось?</w:t>
+      </w:r>
+    </w:p>
+    <w:p>
+      <w:pPr>
+        <w:pStyle w:val="BodyText"/>
+      </w:pPr>
+      <w:r>
+        <w:t xml:space="preserve">KIRILL: Удобно, пока мы не поссорились. А потом выяснилось, что меня там вообще не было.</w:t>
+      </w:r>
+    </w:p>
+    <w:p>
+      <w:pPr>
+        <w:pStyle w:val="BodyText"/>
+      </w:pPr>
+      <w:r>
+        <w:t xml:space="preserve">IRINA: Вот поэтому. Договор нужен не для хороших дней, а для плохих.</w:t>
+      </w:r>
+    </w:p>
+    <w:p>
+      <w:pPr>
+        <w:pStyle w:val="BodyText"/>
+      </w:pPr>
+      <w:r>
+        <w:t xml:space="preserve">DIMA: Ирина Сергеевна, а что с премиями? Совет же решал, я видел доску.</w:t>
+      </w:r>
+    </w:p>
+    <w:p>
+      <w:pPr>
+        <w:pStyle w:val="BodyText"/>
+      </w:pPr>
+      <w:r>
+        <w:t xml:space="preserve">IRINA: Дмитрий, вы видели доску через стекло, а это не считается.</w:t>
+      </w:r>
+    </w:p>
+    <w:p>
+      <w:pPr>
+        <w:pStyle w:val="BodyText"/>
+      </w:pPr>
+      <w:r>
+        <w:t xml:space="preserve">DIMA: Тогда я спрошу только одно: премии будут по системе или всем одинаково?</w:t>
+      </w:r>
+    </w:p>
+    <w:p>
+      <w:pPr>
+        <w:pStyle w:val="BodyText"/>
+      </w:pPr>
+      <w:r>
+        <w:t xml:space="preserve">ALEKSEY: По системе, ваши три пункта никто не отменял. Но есть ещё одна строка для всех: тринадцатая зарплата. Включая медсестёр на линии, которые не продают ни одного шприца, но спят с телефоном у подушки и отвечают врачам в три часа ночи.</w:t>
+      </w:r>
+    </w:p>
+    <w:p>
+      <w:pPr>
+        <w:pStyle w:val="BodyText"/>
+      </w:pPr>
+      <w:r>
+        <w:t xml:space="preserve">KIRILL: Медсёстрам тоже? Но ведь они же не приносят выручку.</w:t>
+      </w:r>
+    </w:p>
+    <w:p>
+      <w:pPr>
+        <w:pStyle w:val="BodyText"/>
+      </w:pPr>
+      <w:r>
+        <w:t xml:space="preserve">DIMA: Приносят. Ночью врач звонит, медсестра отвечает, а утром этот врач заказывает снова.</w:t>
+      </w:r>
+    </w:p>
+    <w:p>
+      <w:pPr>
+        <w:pStyle w:val="BodyText"/>
+      </w:pPr>
+      <w:r>
+        <w:t xml:space="preserve">IRINA: Алексей, кстати, вы только что объявили всё раньше семи.</w:t>
+      </w:r>
+    </w:p>
+    <w:p>
+      <w:pPr>
+        <w:pStyle w:val="BodyText"/>
+      </w:pPr>
+      <w:r>
+        <w:t xml:space="preserve">ALEKSEY: Я торопился. Это моя главная слабость, Ольга Петровна знает.</w:t>
       </w:r>
     </w:p>
     <w:bookmarkEnd w:id="23"/>
@@ -1674,199 +1674,199 @@
         <w:pStyle w:val="FirstParagraph"/>
       </w:pPr>
       <w:r>
-        <w:t xml:space="preserve">IRINA: Добрый вечер. Нас двадцать. Я скажу одну цифру и сяду.</w:t>
-      </w:r>
-    </w:p>
-    <w:p>
-      <w:pPr>
-        <w:pStyle w:val="BodyText"/>
-      </w:pPr>
-      <w:r>
-        <w:t xml:space="preserve">DIMA: Девятнадцать. Николай Петрович ещё в пробке.</w:t>
-      </w:r>
-    </w:p>
-    <w:p>
-      <w:pPr>
-        <w:pStyle w:val="BodyText"/>
-      </w:pPr>
-      <w:r>
-        <w:t xml:space="preserve">NIKOLAY: Уже не в пробке. Добрый вечер. Я с термосом, не обессудьте.</w:t>
-      </w:r>
-    </w:p>
-    <w:p>
-      <w:pPr>
-        <w:pStyle w:val="BodyText"/>
-      </w:pPr>
-      <w:r>
-        <w:t xml:space="preserve">IRINA: Двадцать. Чистая прибыль за год — семь миллионов двести тысяч. Первый год в плюсе. Спасибо.</w:t>
-      </w:r>
-    </w:p>
-    <w:p>
-      <w:pPr>
-        <w:pStyle w:val="BodyText"/>
-      </w:pPr>
-      <w:r>
-        <w:t xml:space="preserve">BORIS: Белова, это вся речь? Я в девяносто девятом говорил час.</w:t>
-      </w:r>
-    </w:p>
-    <w:p>
-      <w:pPr>
-        <w:pStyle w:val="BodyText"/>
-      </w:pPr>
-      <w:r>
-        <w:t xml:space="preserve">IRINA: Вся. Цифра длинная, речь короткая. Так правильно.</w:t>
-      </w:r>
-    </w:p>
-    <w:p>
-      <w:pPr>
-        <w:pStyle w:val="BodyText"/>
-      </w:pPr>
-      <w:r>
-        <w:t xml:space="preserve">ALEKSEY: Тогда я скажу длиннее. Почти три года назад нас было трое и салфетка. Сегодня нас двадцать. Каждый из вас хоть раз сказал «нет» тому, кто предлагал наличные. Вот откуда эта прибыль.</w:t>
-      </w:r>
-    </w:p>
-    <w:p>
-      <w:pPr>
-        <w:pStyle w:val="BodyText"/>
-      </w:pPr>
-      <w:r>
-        <w:t xml:space="preserve">NIKOLAY: А я? Я наличных не видел. Я коробки считаю.</w:t>
-      </w:r>
-    </w:p>
-    <w:p>
-      <w:pPr>
-        <w:pStyle w:val="BodyText"/>
-      </w:pPr>
-      <w:r>
-        <w:t xml:space="preserve">IRINA: Николай Петрович, вот об этом. Это вам. Договор. Контролёр склада, один день в месяц, пять тысяч рублей, по безналу. Подпишите — и будете двадцатым по документам, а не только по совести.</w:t>
-      </w:r>
-    </w:p>
-    <w:p>
-      <w:pPr>
-        <w:pStyle w:val="BodyText"/>
-      </w:pPr>
-      <w:r>
-        <w:t xml:space="preserve">NIKOLAY: Деньги? За коробки? Я отцу помогаю. То есть сыну. Тьфу. Не возьму.</w:t>
-      </w:r>
-    </w:p>
-    <w:p>
-      <w:pPr>
-        <w:pStyle w:val="BodyText"/>
-      </w:pPr>
-      <w:r>
-        <w:t xml:space="preserve">ALEKSEY: Папа, я же ей говорил.</w:t>
-      </w:r>
-    </w:p>
-    <w:p>
-      <w:pPr>
-        <w:pStyle w:val="BodyText"/>
-      </w:pPr>
-      <w:r>
-        <w:t xml:space="preserve">IRINA: Николай Петрович, вы двадцать восемь понедельников работали без договора. Наше первое правило — никаких денег без документа. А вы нарушаете наоборот: работа без денег. И тоже без документа.</w:t>
-      </w:r>
-    </w:p>
-    <w:p>
-      <w:pPr>
-        <w:pStyle w:val="BodyText"/>
-      </w:pPr>
-      <w:r>
-        <w:t xml:space="preserve">NIKOLAY: Нарушаю? Я?</w:t>
-      </w:r>
-    </w:p>
-    <w:p>
-      <w:pPr>
-        <w:pStyle w:val="BodyText"/>
-      </w:pPr>
-      <w:r>
-        <w:t xml:space="preserve">BORIS: Николай Петрович, она права. Я тоже проиграл ей спор. Дважды.</w:t>
-      </w:r>
-    </w:p>
-    <w:p>
-      <w:pPr>
-        <w:pStyle w:val="BodyText"/>
-      </w:pPr>
-      <w:r>
-        <w:t xml:space="preserve">NIKOLAY: Борис Игоревич, и вы на её стороне?</w:t>
-      </w:r>
-    </w:p>
-    <w:p>
-      <w:pPr>
-        <w:pStyle w:val="BodyText"/>
-      </w:pPr>
-      <w:r>
-        <w:t xml:space="preserve">BORIS: Я на стороне документов. С девяносто восьмого.</w:t>
-      </w:r>
-    </w:p>
-    <w:p>
-      <w:pPr>
-        <w:pStyle w:val="BodyText"/>
-      </w:pPr>
-      <w:r>
-        <w:t xml:space="preserve">NIKOLAY: А в девяносто восьмом мне платили тушёнкой. Сорок банок в месяц. Без договора. Без подписи. Жена до сих пор на тушёнку смотреть не может. Это последняя зарплата, которую я помню.</w:t>
-      </w:r>
-    </w:p>
-    <w:p>
-      <w:pPr>
-        <w:pStyle w:val="BodyText"/>
-      </w:pPr>
-      <w:r>
-        <w:t xml:space="preserve">IRINA: Значит, эта будет первой, которую вы запомните. По безналу. С подписью.</w:t>
-      </w:r>
-    </w:p>
-    <w:p>
-      <w:pPr>
-        <w:pStyle w:val="BodyText"/>
-      </w:pPr>
-      <w:r>
-        <w:t xml:space="preserve">NIKOLAY: Пять тысяч. Ладно. Подпишу. Но первую — жене. На что-нибудь не в банке.</w:t>
-      </w:r>
-    </w:p>
-    <w:p>
-      <w:pPr>
-        <w:pStyle w:val="BodyText"/>
-      </w:pPr>
-      <w:r>
-        <w:t xml:space="preserve">OLGA: Николай Петрович, это лучшее назначение платежа за три года.</w:t>
-      </w:r>
-    </w:p>
-    <w:p>
-      <w:pPr>
-        <w:pStyle w:val="BodyText"/>
-      </w:pPr>
-      <w:r>
-        <w:t xml:space="preserve">NIKOLAY: Где подписать? Здесь? Карандашом нельзя? Тогда ручкой.</w:t>
-      </w:r>
-    </w:p>
-    <w:p>
-      <w:pPr>
-        <w:pStyle w:val="BodyText"/>
-      </w:pPr>
-      <w:r>
-        <w:t xml:space="preserve">DIMA: Двадцать. Ирина Сергеевна, теперь по документам двадцать.</w:t>
-      </w:r>
-    </w:p>
-    <w:p>
-      <w:pPr>
-        <w:pStyle w:val="BodyText"/>
-      </w:pPr>
-      <w:r>
-        <w:t xml:space="preserve">IRINA: Двадцать. Теперь да. Торт можно резать.</w:t>
-      </w:r>
-    </w:p>
-    <w:p>
-      <w:pPr>
-        <w:pStyle w:val="BodyText"/>
-      </w:pPr>
-      <w:r>
-        <w:t xml:space="preserve">BORIS: Белова, а торт по безналу?</w:t>
-      </w:r>
-    </w:p>
-    <w:p>
-      <w:pPr>
-        <w:pStyle w:val="BodyText"/>
-      </w:pPr>
-      <w:r>
-        <w:t xml:space="preserve">IRINA: Торт — за мой счёт. Чек в бухгалтерии. Света уже провела.</w:t>
+        <w:t xml:space="preserve">IRINA: Добрый вечер. Нас двадцать человек. Я скажу одну цифру и сяду.</w:t>
+      </w:r>
+    </w:p>
+    <w:p>
+      <w:pPr>
+        <w:pStyle w:val="BodyText"/>
+      </w:pPr>
+      <w:r>
+        <w:t xml:space="preserve">DIMA: Пока девятнадцать, потому что Николай Петрович ещё в пробке.</w:t>
+      </w:r>
+    </w:p>
+    <w:p>
+      <w:pPr>
+        <w:pStyle w:val="BodyText"/>
+      </w:pPr>
+      <w:r>
+        <w:t xml:space="preserve">NIKOLAY: Уже не в пробке. Добрый вечер всем. Я с термосом, не обессудьте.</w:t>
+      </w:r>
+    </w:p>
+    <w:p>
+      <w:pPr>
+        <w:pStyle w:val="BodyText"/>
+      </w:pPr>
+      <w:r>
+        <w:t xml:space="preserve">IRINA: Теперь двадцать. Чистая прибыль за год — семь миллионов двести тысяч. Это первый год в плюсе. Спасибо вам всем.</w:t>
+      </w:r>
+    </w:p>
+    <w:p>
+      <w:pPr>
+        <w:pStyle w:val="BodyText"/>
+      </w:pPr>
+      <w:r>
+        <w:t xml:space="preserve">BORIS: Белова, и это вся речь? Я в девяносто девятом говорил целый час.</w:t>
+      </w:r>
+    </w:p>
+    <w:p>
+      <w:pPr>
+        <w:pStyle w:val="BodyText"/>
+      </w:pPr>
+      <w:r>
+        <w:t xml:space="preserve">IRINA: Вся. Цифра длинная, а речь короткая, так правильно.</w:t>
+      </w:r>
+    </w:p>
+    <w:p>
+      <w:pPr>
+        <w:pStyle w:val="BodyText"/>
+      </w:pPr>
+      <w:r>
+        <w:t xml:space="preserve">ALEKSEY: Тогда я скажу подольше. Почти три года назад нас было трое и салфетка. Сегодня нас двадцать. Каждый из вас хоть раз сказал «нет» тому, кто предлагал наличные. Вот откуда эта прибыль, а не из рекламы и не из скидок.</w:t>
+      </w:r>
+    </w:p>
+    <w:p>
+      <w:pPr>
+        <w:pStyle w:val="BodyText"/>
+      </w:pPr>
+      <w:r>
+        <w:t xml:space="preserve">NIKOLAY: А я? Я никаких наличных не видел, я просто коробки считаю.</w:t>
+      </w:r>
+    </w:p>
+    <w:p>
+      <w:pPr>
+        <w:pStyle w:val="BodyText"/>
+      </w:pPr>
+      <w:r>
+        <w:t xml:space="preserve">IRINA: Николай Петрович, как раз об этом. Это вам: договор. Контролёр склада, один день в месяц, пять тысяч рублей по безналу. Подпишите, и вы будете двадцатым по документам, а не только по совести.</w:t>
+      </w:r>
+    </w:p>
+    <w:p>
+      <w:pPr>
+        <w:pStyle w:val="BodyText"/>
+      </w:pPr>
+      <w:r>
+        <w:t xml:space="preserve">NIKOLAY: Деньги? За коробки? Я же отцу помогаю. То есть сыну. Тьфу. Не возьму, и не уговаривайте.</w:t>
+      </w:r>
+    </w:p>
+    <w:p>
+      <w:pPr>
+        <w:pStyle w:val="BodyText"/>
+      </w:pPr>
+      <w:r>
+        <w:t xml:space="preserve">ALEKSEY: Папа, ну я же ей говорил, что так и будет.</w:t>
+      </w:r>
+    </w:p>
+    <w:p>
+      <w:pPr>
+        <w:pStyle w:val="BodyText"/>
+      </w:pPr>
+      <w:r>
+        <w:t xml:space="preserve">IRINA: Николай Петрович, вы двадцать восемь понедельников работали без договора. Наше первое правило — никаких денег без документа. А вы нарушаете его наоборот: работа без денег, и тоже без документа. А я не могу закрыть год с таким нарушением.</w:t>
+      </w:r>
+    </w:p>
+    <w:p>
+      <w:pPr>
+        <w:pStyle w:val="BodyText"/>
+      </w:pPr>
+      <w:r>
+        <w:t xml:space="preserve">NIKOLAY: Нарушаю? Я? Да я в жизни ничего не нарушал.</w:t>
+      </w:r>
+    </w:p>
+    <w:p>
+      <w:pPr>
+        <w:pStyle w:val="BodyText"/>
+      </w:pPr>
+      <w:r>
+        <w:t xml:space="preserve">BORIS: Николай Петрович, она права. Я тоже проиграл ей спор, причём дважды.</w:t>
+      </w:r>
+    </w:p>
+    <w:p>
+      <w:pPr>
+        <w:pStyle w:val="BodyText"/>
+      </w:pPr>
+      <w:r>
+        <w:t xml:space="preserve">NIKOLAY: Борис Игоревич, и вы тоже на её стороне?</w:t>
+      </w:r>
+    </w:p>
+    <w:p>
+      <w:pPr>
+        <w:pStyle w:val="BodyText"/>
+      </w:pPr>
+      <w:r>
+        <w:t xml:space="preserve">BORIS: Я на стороне документов, с девяносто восьмого года.</w:t>
+      </w:r>
+    </w:p>
+    <w:p>
+      <w:pPr>
+        <w:pStyle w:val="BodyText"/>
+      </w:pPr>
+      <w:r>
+        <w:t xml:space="preserve">NIKOLAY: А в девяносто восьмом мне платили тушёнкой, сорок банок в месяц, без договора и без подписи. Жена до сих пор на тушёнку смотреть не может. Это последняя зарплата, которую я помню.</w:t>
+      </w:r>
+    </w:p>
+    <w:p>
+      <w:pPr>
+        <w:pStyle w:val="BodyText"/>
+      </w:pPr>
+      <w:r>
+        <w:t xml:space="preserve">IRINA: Значит, эта будет первой, которую вы запомните: по безналу и с подписью.</w:t>
+      </w:r>
+    </w:p>
+    <w:p>
+      <w:pPr>
+        <w:pStyle w:val="BodyText"/>
+      </w:pPr>
+      <w:r>
+        <w:t xml:space="preserve">NIKOLAY: Пять тысяч… Ладно, подпишу. Но первую отдам жене, на что-нибудь не в банке.</w:t>
+      </w:r>
+    </w:p>
+    <w:p>
+      <w:pPr>
+        <w:pStyle w:val="BodyText"/>
+      </w:pPr>
+      <w:r>
+        <w:t xml:space="preserve">OLGA: Николай Петрович, это лучшее назначение платежа, которое я слышала за три года.</w:t>
+      </w:r>
+    </w:p>
+    <w:p>
+      <w:pPr>
+        <w:pStyle w:val="BodyText"/>
+      </w:pPr>
+      <w:r>
+        <w:t xml:space="preserve">NIKOLAY: Где подписать? Здесь? Карандашом нельзя? Ну тогда давайте ручку.</w:t>
+      </w:r>
+    </w:p>
+    <w:p>
+      <w:pPr>
+        <w:pStyle w:val="BodyText"/>
+      </w:pPr>
+      <w:r>
+        <w:t xml:space="preserve">DIMA: Двадцать! Ирина Сергеевна, теперь нас по документам двадцать.</w:t>
+      </w:r>
+    </w:p>
+    <w:p>
+      <w:pPr>
+        <w:pStyle w:val="BodyText"/>
+      </w:pPr>
+      <w:r>
+        <w:t xml:space="preserve">IRINA: Двадцать, теперь да. Торт можно резать.</w:t>
+      </w:r>
+    </w:p>
+    <w:p>
+      <w:pPr>
+        <w:pStyle w:val="BodyText"/>
+      </w:pPr>
+      <w:r>
+        <w:t xml:space="preserve">BORIS: Белова, а торт ты оплатила по безналу?</w:t>
+      </w:r>
+    </w:p>
+    <w:p>
+      <w:pPr>
+        <w:pStyle w:val="BodyText"/>
+      </w:pPr>
+      <w:r>
+        <w:t xml:space="preserve">IRINA: Торт за мой счёт, и чек уже в бухгалтерии. Света его провела.</w:t>
       </w:r>
     </w:p>
     <w:bookmarkEnd w:id="24"/>
@@ -1892,87 +1892,87 @@
         <w:pStyle w:val="BodyText"/>
       </w:pPr>
       <w:r>
-        <w:t xml:space="preserve">IRINA: И договор. Положил во внутренний карман. Как паспорт.</w:t>
-      </w:r>
-    </w:p>
-    <w:p>
-      <w:pPr>
-        <w:pStyle w:val="BodyText"/>
-      </w:pPr>
-      <w:r>
-        <w:t xml:space="preserve">ALEKSEY: Ирина, откройте «Кассу». Первую таблицу. Помните, сколько было красного?</w:t>
-      </w:r>
-    </w:p>
-    <w:p>
-      <w:pPr>
-        <w:pStyle w:val="BodyText"/>
-      </w:pPr>
-      <w:r>
-        <w:t xml:space="preserve">IRINA: Открыла. Красного нет. Первый раз за три года. Чёрные цифры до марта.</w:t>
-      </w:r>
-    </w:p>
-    <w:p>
-      <w:pPr>
-        <w:pStyle w:val="BodyText"/>
-      </w:pPr>
-      <w:r>
-        <w:t xml:space="preserve">ALEKSEY: Можно я посмотрю минуту? Просто посмотрю.</w:t>
-      </w:r>
-    </w:p>
-    <w:p>
-      <w:pPr>
-        <w:pStyle w:val="BodyText"/>
-      </w:pPr>
-      <w:r>
-        <w:t xml:space="preserve">IRINA: Смотрите. Только недолго. Красное всегда возвращается. В аудите я видела это десятки раз. Чёрный год — самый опасный: люди перестают проверять. Поэтому завтра я проверю всё ещё раз.</w:t>
-      </w:r>
-    </w:p>
-    <w:p>
-      <w:pPr>
-        <w:pStyle w:val="BodyText"/>
-      </w:pPr>
-      <w:r>
-        <w:t xml:space="preserve">ALEKSEY: Вы когда-нибудь радуетесь, Ирина?</w:t>
-      </w:r>
-    </w:p>
-    <w:p>
-      <w:pPr>
-        <w:pStyle w:val="BodyText"/>
-      </w:pPr>
-      <w:r>
-        <w:t xml:space="preserve">IRINA: Радуюсь. Сегодня в шесть утра. Одна. Пять минут. Потом пересчитала.</w:t>
-      </w:r>
-    </w:p>
-    <w:p>
-      <w:pPr>
-        <w:pStyle w:val="BodyText"/>
-      </w:pPr>
-      <w:r>
-        <w:t xml:space="preserve">ALEKSEY: Пять минут. Для вас это много.</w:t>
-      </w:r>
-    </w:p>
-    <w:p>
-      <w:pPr>
-        <w:pStyle w:val="BodyText"/>
-      </w:pPr>
-      <w:r>
-        <w:t xml:space="preserve">IRINA: Это рекорд. Не говорите Ольге Петровне.</w:t>
-      </w:r>
-    </w:p>
-    <w:p>
-      <w:pPr>
-        <w:pStyle w:val="BodyText"/>
-      </w:pPr>
-      <w:r>
-        <w:t xml:space="preserve">ALEKSEY: Подождите. Сообщение. Дима. В одиннадцать вечера.</w:t>
-      </w:r>
-    </w:p>
-    <w:p>
-      <w:pPr>
-        <w:pStyle w:val="BodyText"/>
-      </w:pPr>
-      <w:r>
-        <w:t xml:space="preserve">IRINA: Дима не пишет в одиннадцать. Что там?</w:t>
+        <w:t xml:space="preserve">IRINA: И договор тоже. Он положил его во внутренний карман, как паспорт.</w:t>
+      </w:r>
+    </w:p>
+    <w:p>
+      <w:pPr>
+        <w:pStyle w:val="BodyText"/>
+      </w:pPr>
+      <w:r>
+        <w:t xml:space="preserve">ALEKSEY: Ирина, откройте «Кассу», нашу первую таблицу. Помните, сколько там было красного?</w:t>
+      </w:r>
+    </w:p>
+    <w:p>
+      <w:pPr>
+        <w:pStyle w:val="BodyText"/>
+      </w:pPr>
+      <w:r>
+        <w:t xml:space="preserve">IRINA: Открыла. Красного нет, первый раз за три года, и чёрные цифры идут до марта.</w:t>
+      </w:r>
+    </w:p>
+    <w:p>
+      <w:pPr>
+        <w:pStyle w:val="BodyText"/>
+      </w:pPr>
+      <w:r>
+        <w:t xml:space="preserve">ALEKSEY: Можно я просто посмотрю на неё минуту?</w:t>
+      </w:r>
+    </w:p>
+    <w:p>
+      <w:pPr>
+        <w:pStyle w:val="BodyText"/>
+      </w:pPr>
+      <w:r>
+        <w:t xml:space="preserve">IRINA: Смотрите, только недолго. Красное всегда возвращается, я видела это в аудите десятки раз. Чёрный год — самый опасный, потому что люди перестают проверять. Поэтому завтра я проверю всё ещё раз, с самого начала.</w:t>
+      </w:r>
+    </w:p>
+    <w:p>
+      <w:pPr>
+        <w:pStyle w:val="BodyText"/>
+      </w:pPr>
+      <w:r>
+        <w:t xml:space="preserve">ALEKSEY: Ирина, а вы вообще когда-нибудь радуетесь?</w:t>
+      </w:r>
+    </w:p>
+    <w:p>
+      <w:pPr>
+        <w:pStyle w:val="BodyText"/>
+      </w:pPr>
+      <w:r>
+        <w:t xml:space="preserve">IRINA: Радуюсь. Сегодня в шесть утра, одна, целых пять минут. А потом пересчитала.</w:t>
+      </w:r>
+    </w:p>
+    <w:p>
+      <w:pPr>
+        <w:pStyle w:val="BodyText"/>
+      </w:pPr>
+      <w:r>
+        <w:t xml:space="preserve">ALEKSEY: Пять минут? Для вас это ведь очень много.</w:t>
+      </w:r>
+    </w:p>
+    <w:p>
+      <w:pPr>
+        <w:pStyle w:val="BodyText"/>
+      </w:pPr>
+      <w:r>
+        <w:t xml:space="preserve">IRINA: Это рекорд. Только не говорите об этом Ольге Петровне.</w:t>
+      </w:r>
+    </w:p>
+    <w:p>
+      <w:pPr>
+        <w:pStyle w:val="BodyText"/>
+      </w:pPr>
+      <w:r>
+        <w:t xml:space="preserve">ALEKSEY: Подождите, пришло сообщение от Димы, в одиннадцать вечера.</w:t>
+      </w:r>
+    </w:p>
+    <w:p>
+      <w:pPr>
+        <w:pStyle w:val="BodyText"/>
+      </w:pPr>
+      <w:r>
+        <w:t xml:space="preserve">IRINA: Дима никогда не пишет в одиннадцать. Что там случилось?</w:t>
       </w:r>
     </w:p>
     <w:p>
@@ -1988,15 +1988,15 @@
         <w:pStyle w:val="BodyText"/>
       </w:pPr>
       <w:r>
-        <w:t xml:space="preserve">IRINA: Почти наша. Это плохо. Красное вернулось быстрее, чем я обещала.</w:t>
-      </w:r>
-    </w:p>
-    <w:p>
-      <w:pPr>
-        <w:pStyle w:val="BodyText"/>
-      </w:pPr>
-      <w:r>
-        <w:t xml:space="preserve">ALEKSEY: Значит, завтра проверяем. Вместе. С утра.</w:t>
+        <w:t xml:space="preserve">IRINA: Почти наша — это плохо. Красное вернулось быстрее, чем я обещала.</w:t>
+      </w:r>
+    </w:p>
+    <w:p>
+      <w:pPr>
+        <w:pStyle w:val="BodyText"/>
+      </w:pPr>
+      <w:r>
+        <w:t xml:space="preserve">ALEKSEY: Значит, завтра с утра проверяем, вместе. Давайте по делу, но сначала выспимся хотя бы до шести.</w:t>
       </w:r>
     </w:p>
     <w:p>
@@ -2945,10 +2945,373 @@
         <w:t xml:space="preserve">“</w:t>
       </w:r>
       <w:r>
-        <w:t xml:space="preserve">Вошло всё. Даже неприятное. Резерв на претензии — восемьсот тысяч. Списание — двенадцать шприцев, разбитая коробка в октябре. И декабрьские премии команды, которые ещё не выплачены. Ничего не спрятано.</w:t>
+        <w:t xml:space="preserve">Вошло всё. Даже неприятное. Резерв на претензии — восемьсот тысяч. Списание — двенадцать шприцев, разбитая коробка в октябре. И декабрьские премии команды, которые ещё не выплачены. Ничего не спрятано, и каждую строку можно проверить по документам.</w:t>
       </w:r>
       <w:r>
         <w:t xml:space="preserve">”</w:t>
+      </w:r>
+    </w:p>
+    <w:tbl>
+      <w:tblPr>
+        <w:tblStyle w:val="Table"/>
+        <w:tblW w:type="pct" w:w="5000"/>
+        <w:tblLook w:firstRow="1" w:lastRow="0" w:firstColumn="0" w:lastColumn="0" w:noHBand="0" w:noVBand="0" w:val="0020"/>
+        <w:jc w:val="start"/>
+      </w:tblPr>
+      <w:tblGrid>
+        <w:gridCol w:w="2640"/>
+        <w:gridCol w:w="2640"/>
+        <w:gridCol w:w="2640"/>
+      </w:tblGrid>
+      <w:tr>
+        <w:trPr>
+          <w:tblHeader w:val="true"/>
+        </w:trPr>
+        <w:tc>
+          <w:tcPr/>
+          <w:p>
+            <w:pPr>
+              <w:pStyle w:val="Compact"/>
+              <w:jc w:val="left"/>
+            </w:pPr>
+            <w:r>
+              <w:t xml:space="preserve">구조</w:t>
+            </w:r>
+          </w:p>
+        </w:tc>
+        <w:tc>
+          <w:tcPr/>
+          <w:p>
+            <w:pPr>
+              <w:pStyle w:val="Compact"/>
+              <w:jc w:val="left"/>
+            </w:pPr>
+            <w:r>
+              <w:t xml:space="preserve">러시아어</w:t>
+            </w:r>
+          </w:p>
+        </w:tc>
+        <w:tc>
+          <w:tcPr/>
+          <w:p>
+            <w:pPr>
+              <w:pStyle w:val="Compact"/>
+              <w:jc w:val="left"/>
+            </w:pPr>
+            <w:r>
+              <w:t xml:space="preserve">기능</w:t>
+            </w:r>
+          </w:p>
+        </w:tc>
+      </w:tr>
+      <w:tr>
+        <w:tc>
+          <w:tcPr/>
+          <w:p>
+            <w:pPr>
+              <w:pStyle w:val="Compact"/>
+              <w:jc w:val="left"/>
+            </w:pPr>
+            <w:r>
+              <w:t xml:space="preserve">① 총괄 답</w:t>
+            </w:r>
+          </w:p>
+        </w:tc>
+        <w:tc>
+          <w:tcPr/>
+          <w:p>
+            <w:pPr>
+              <w:pStyle w:val="Compact"/>
+              <w:jc w:val="left"/>
+            </w:pPr>
+            <w:r>
+              <w:t xml:space="preserve">Вошло всё.</w:t>
+            </w:r>
+          </w:p>
+        </w:tc>
+        <w:tc>
+          <w:tcPr/>
+          <w:p>
+            <w:pPr>
+              <w:pStyle w:val="Compact"/>
+              <w:jc w:val="left"/>
+            </w:pPr>
+            <w:r>
+              <w:t xml:space="preserve">주어 всё + 완료상 과거</w:t>
+            </w:r>
+          </w:p>
+        </w:tc>
+      </w:tr>
+      <w:tr>
+        <w:tc>
+          <w:tcPr/>
+          <w:p>
+            <w:pPr>
+              <w:pStyle w:val="Compact"/>
+              <w:jc w:val="left"/>
+            </w:pPr>
+            <w:r>
+              <w:t xml:space="preserve">② 강조</w:t>
+            </w:r>
+          </w:p>
+        </w:tc>
+        <w:tc>
+          <w:tcPr/>
+          <w:p>
+            <w:pPr>
+              <w:pStyle w:val="Compact"/>
+              <w:jc w:val="left"/>
+            </w:pPr>
+            <w:r>
+              <w:t xml:space="preserve">Даже неприятное.</w:t>
+            </w:r>
+          </w:p>
+        </w:tc>
+        <w:tc>
+          <w:tcPr/>
+          <w:p>
+            <w:pPr>
+              <w:pStyle w:val="Compact"/>
+              <w:jc w:val="left"/>
+            </w:pPr>
+            <w:r>
+              <w:t xml:space="preserve">даже + 형용사 명사화</w:t>
+            </w:r>
+          </w:p>
+        </w:tc>
+      </w:tr>
+      <w:tr>
+        <w:tc>
+          <w:tcPr/>
+          <w:p>
+            <w:pPr>
+              <w:pStyle w:val="Compact"/>
+              <w:jc w:val="left"/>
+            </w:pPr>
+            <w:r>
+              <w:t xml:space="preserve">③ 항목 1</w:t>
+            </w:r>
+          </w:p>
+        </w:tc>
+        <w:tc>
+          <w:tcPr/>
+          <w:p>
+            <w:pPr>
+              <w:pStyle w:val="Compact"/>
+              <w:jc w:val="left"/>
+            </w:pPr>
+            <w:r>
+              <w:t xml:space="preserve">Резерв на претензии — восемьсот тысяч.</w:t>
+            </w:r>
+          </w:p>
+        </w:tc>
+        <w:tc>
+          <w:tcPr/>
+          <w:p>
+            <w:pPr>
+              <w:pStyle w:val="Compact"/>
+              <w:jc w:val="left"/>
+            </w:pPr>
+            <w:r>
+              <w:t xml:space="preserve">대시로 항목–금액</w:t>
+            </w:r>
+          </w:p>
+        </w:tc>
+      </w:tr>
+      <w:tr>
+        <w:tc>
+          <w:tcPr/>
+          <w:p>
+            <w:pPr>
+              <w:pStyle w:val="Compact"/>
+              <w:jc w:val="left"/>
+            </w:pPr>
+            <w:r>
+              <w:t xml:space="preserve">④ 항목 2</w:t>
+            </w:r>
+          </w:p>
+        </w:tc>
+        <w:tc>
+          <w:tcPr/>
+          <w:p>
+            <w:pPr>
+              <w:pStyle w:val="Compact"/>
+              <w:jc w:val="left"/>
+            </w:pPr>
+            <w:r>
+              <w:t xml:space="preserve">Списание — двенадцать шприцев…</w:t>
+            </w:r>
+          </w:p>
+        </w:tc>
+        <w:tc>
+          <w:tcPr/>
+          <w:p>
+            <w:pPr>
+              <w:pStyle w:val="Compact"/>
+              <w:jc w:val="left"/>
+            </w:pPr>
+            <w:r>
+              <w:t xml:space="preserve">수사 + 복수 생격</w:t>
+            </w:r>
+          </w:p>
+        </w:tc>
+      </w:tr>
+      <w:tr>
+        <w:tc>
+          <w:tcPr/>
+          <w:p>
+            <w:pPr>
+              <w:pStyle w:val="Compact"/>
+              <w:jc w:val="left"/>
+            </w:pPr>
+            <w:r>
+              <w:t xml:space="preserve">⑤ 항목 3</w:t>
+            </w:r>
+          </w:p>
+        </w:tc>
+        <w:tc>
+          <w:tcPr/>
+          <w:p>
+            <w:pPr>
+              <w:pStyle w:val="Compact"/>
+              <w:jc w:val="left"/>
+            </w:pPr>
+            <w:r>
+              <w:t xml:space="preserve">…премии, которые ещё не выплачены.</w:t>
+            </w:r>
+          </w:p>
+        </w:tc>
+        <w:tc>
+          <w:tcPr/>
+          <w:p>
+            <w:pPr>
+              <w:pStyle w:val="Compact"/>
+              <w:jc w:val="left"/>
+            </w:pPr>
+            <w:r>
+              <w:t xml:space="preserve">관계절 + 피동 단어미</w:t>
+            </w:r>
+          </w:p>
+        </w:tc>
+      </w:tr>
+      <w:tr>
+        <w:tc>
+          <w:tcPr/>
+          <w:p>
+            <w:pPr>
+              <w:pStyle w:val="Compact"/>
+              <w:jc w:val="left"/>
+            </w:pPr>
+            <w:r>
+              <w:t xml:space="preserve">⑥ 결론</w:t>
+            </w:r>
+          </w:p>
+        </w:tc>
+        <w:tc>
+          <w:tcPr/>
+          <w:p>
+            <w:pPr>
+              <w:pStyle w:val="Compact"/>
+              <w:jc w:val="left"/>
+            </w:pPr>
+            <w:r>
+              <w:t xml:space="preserve">Ничего не спрятано, и каждую строку можно проверить по документам.</w:t>
+            </w:r>
+          </w:p>
+        </w:tc>
+        <w:tc>
+          <w:tcPr/>
+          <w:p>
+            <w:pPr>
+              <w:pStyle w:val="Compact"/>
+              <w:jc w:val="left"/>
+            </w:pPr>
+            <w:r>
+              <w:t xml:space="preserve">부정 + 피동 단어미(중성) + можно + 동사원형</w:t>
+            </w:r>
+          </w:p>
+        </w:tc>
+      </w:tr>
+    </w:tbl>
+    <w:p>
+      <w:pPr>
+        <w:pStyle w:val="BodyText"/>
+      </w:pPr>
+      <w:r>
+        <w:rPr>
+          <w:bCs/>
+          <w:b/>
+        </w:rPr>
+        <w:t xml:space="preserve">활용 패턴:</w:t>
+      </w:r>
+      <w:r>
+        <w:t xml:space="preserve"> </w:t>
+      </w:r>
+      <w:r>
+        <w:t xml:space="preserve">“</w:t>
+      </w:r>
+      <w:r>
+        <w:t xml:space="preserve">Вошло всё. Даже… X — … Y — … И …, которые ещё не… Ничего не спрятано, и каждую… можно проверить.</w:t>
+      </w:r>
+      <w:r>
+        <w:t xml:space="preserve">”</w:t>
+      </w:r>
+      <w:r>
+        <w:t xml:space="preserve"> </w:t>
+      </w:r>
+      <w:r>
+        <w:rPr>
+          <w:bCs/>
+          <w:b/>
+        </w:rPr>
+        <w:t xml:space="preserve">연결 표현:</w:t>
+      </w:r>
+      <w:r>
+        <w:t xml:space="preserve"> </w:t>
+      </w:r>
+      <w:r>
+        <w:t xml:space="preserve">даже · и · которые · можно проверить по…</w:t>
+      </w:r>
+      <w:r>
+        <w:t xml:space="preserve"> </w:t>
+      </w:r>
+      <w:r>
+        <w:rPr>
+          <w:bCs/>
+          <w:b/>
+        </w:rPr>
+        <w:t xml:space="preserve">연습:</w:t>
+      </w:r>
+      <w:r>
+        <w:t xml:space="preserve"> </w:t>
+      </w:r>
+      <w:r>
+        <w:t xml:space="preserve">감사인이나 이사에게</w:t>
+      </w:r>
+      <w:r>
+        <w:t xml:space="preserve"> </w:t>
+      </w:r>
+      <w:r>
+        <w:t xml:space="preserve">“</w:t>
+      </w:r>
+      <w:r>
+        <w:t xml:space="preserve">빠진 것은 없다</w:t>
+      </w:r>
+      <w:r>
+        <w:t xml:space="preserve">”</w:t>
+      </w:r>
+      <w:r>
+        <w:t xml:space="preserve">를 항목별로 증명하는 30~50단어 발화 만들기.</w:t>
+      </w:r>
+    </w:p>
+    <w:bookmarkEnd w:id="30"/>
+    <w:bookmarkStart w:id="31" w:name="문법강세-노트"/>
+    <w:p>
+      <w:pPr>
+        <w:pStyle w:val="Heading3"/>
+      </w:pPr>
+      <w:r>
+        <w:t xml:space="preserve">⑤ 문법·강세 노트</w:t>
       </w:r>
     </w:p>
     <w:tbl>
@@ -2975,369 +3338,6 @@
               <w:jc w:val="left"/>
             </w:pPr>
             <w:r>
-              <w:t xml:space="preserve">구조</w:t>
-            </w:r>
-          </w:p>
-        </w:tc>
-        <w:tc>
-          <w:tcPr/>
-          <w:p>
-            <w:pPr>
-              <w:pStyle w:val="Compact"/>
-              <w:jc w:val="left"/>
-            </w:pPr>
-            <w:r>
-              <w:t xml:space="preserve">러시아어</w:t>
-            </w:r>
-          </w:p>
-        </w:tc>
-        <w:tc>
-          <w:tcPr/>
-          <w:p>
-            <w:pPr>
-              <w:pStyle w:val="Compact"/>
-              <w:jc w:val="left"/>
-            </w:pPr>
-            <w:r>
-              <w:t xml:space="preserve">기능</w:t>
-            </w:r>
-          </w:p>
-        </w:tc>
-      </w:tr>
-      <w:tr>
-        <w:tc>
-          <w:tcPr/>
-          <w:p>
-            <w:pPr>
-              <w:pStyle w:val="Compact"/>
-              <w:jc w:val="left"/>
-            </w:pPr>
-            <w:r>
-              <w:t xml:space="preserve">① 총괄 답</w:t>
-            </w:r>
-          </w:p>
-        </w:tc>
-        <w:tc>
-          <w:tcPr/>
-          <w:p>
-            <w:pPr>
-              <w:pStyle w:val="Compact"/>
-              <w:jc w:val="left"/>
-            </w:pPr>
-            <w:r>
-              <w:t xml:space="preserve">Вошло всё.</w:t>
-            </w:r>
-          </w:p>
-        </w:tc>
-        <w:tc>
-          <w:tcPr/>
-          <w:p>
-            <w:pPr>
-              <w:pStyle w:val="Compact"/>
-              <w:jc w:val="left"/>
-            </w:pPr>
-            <w:r>
-              <w:t xml:space="preserve">주어 всё + 완료상 과거</w:t>
-            </w:r>
-          </w:p>
-        </w:tc>
-      </w:tr>
-      <w:tr>
-        <w:tc>
-          <w:tcPr/>
-          <w:p>
-            <w:pPr>
-              <w:pStyle w:val="Compact"/>
-              <w:jc w:val="left"/>
-            </w:pPr>
-            <w:r>
-              <w:t xml:space="preserve">② 강조</w:t>
-            </w:r>
-          </w:p>
-        </w:tc>
-        <w:tc>
-          <w:tcPr/>
-          <w:p>
-            <w:pPr>
-              <w:pStyle w:val="Compact"/>
-              <w:jc w:val="left"/>
-            </w:pPr>
-            <w:r>
-              <w:t xml:space="preserve">Даже неприятное.</w:t>
-            </w:r>
-          </w:p>
-        </w:tc>
-        <w:tc>
-          <w:tcPr/>
-          <w:p>
-            <w:pPr>
-              <w:pStyle w:val="Compact"/>
-              <w:jc w:val="left"/>
-            </w:pPr>
-            <w:r>
-              <w:t xml:space="preserve">даже + 형용사 명사화</w:t>
-            </w:r>
-          </w:p>
-        </w:tc>
-      </w:tr>
-      <w:tr>
-        <w:tc>
-          <w:tcPr/>
-          <w:p>
-            <w:pPr>
-              <w:pStyle w:val="Compact"/>
-              <w:jc w:val="left"/>
-            </w:pPr>
-            <w:r>
-              <w:t xml:space="preserve">③ 항목 1</w:t>
-            </w:r>
-          </w:p>
-        </w:tc>
-        <w:tc>
-          <w:tcPr/>
-          <w:p>
-            <w:pPr>
-              <w:pStyle w:val="Compact"/>
-              <w:jc w:val="left"/>
-            </w:pPr>
-            <w:r>
-              <w:t xml:space="preserve">Резерв на претензии — восемьсот тысяч.</w:t>
-            </w:r>
-          </w:p>
-        </w:tc>
-        <w:tc>
-          <w:tcPr/>
-          <w:p>
-            <w:pPr>
-              <w:pStyle w:val="Compact"/>
-              <w:jc w:val="left"/>
-            </w:pPr>
-            <w:r>
-              <w:t xml:space="preserve">대시로 항목–금액</w:t>
-            </w:r>
-          </w:p>
-        </w:tc>
-      </w:tr>
-      <w:tr>
-        <w:tc>
-          <w:tcPr/>
-          <w:p>
-            <w:pPr>
-              <w:pStyle w:val="Compact"/>
-              <w:jc w:val="left"/>
-            </w:pPr>
-            <w:r>
-              <w:t xml:space="preserve">④ 항목 2</w:t>
-            </w:r>
-          </w:p>
-        </w:tc>
-        <w:tc>
-          <w:tcPr/>
-          <w:p>
-            <w:pPr>
-              <w:pStyle w:val="Compact"/>
-              <w:jc w:val="left"/>
-            </w:pPr>
-            <w:r>
-              <w:t xml:space="preserve">Списание — двенадцать шприцев…</w:t>
-            </w:r>
-          </w:p>
-        </w:tc>
-        <w:tc>
-          <w:tcPr/>
-          <w:p>
-            <w:pPr>
-              <w:pStyle w:val="Compact"/>
-              <w:jc w:val="left"/>
-            </w:pPr>
-            <w:r>
-              <w:t xml:space="preserve">수사 + 복수 생격</w:t>
-            </w:r>
-          </w:p>
-        </w:tc>
-      </w:tr>
-      <w:tr>
-        <w:tc>
-          <w:tcPr/>
-          <w:p>
-            <w:pPr>
-              <w:pStyle w:val="Compact"/>
-              <w:jc w:val="left"/>
-            </w:pPr>
-            <w:r>
-              <w:t xml:space="preserve">⑤ 항목 3</w:t>
-            </w:r>
-          </w:p>
-        </w:tc>
-        <w:tc>
-          <w:tcPr/>
-          <w:p>
-            <w:pPr>
-              <w:pStyle w:val="Compact"/>
-              <w:jc w:val="left"/>
-            </w:pPr>
-            <w:r>
-              <w:t xml:space="preserve">…премии, которые ещё не выплачены.</w:t>
-            </w:r>
-          </w:p>
-        </w:tc>
-        <w:tc>
-          <w:tcPr/>
-          <w:p>
-            <w:pPr>
-              <w:pStyle w:val="Compact"/>
-              <w:jc w:val="left"/>
-            </w:pPr>
-            <w:r>
-              <w:t xml:space="preserve">관계절 + 피동 단어미</w:t>
-            </w:r>
-          </w:p>
-        </w:tc>
-      </w:tr>
-      <w:tr>
-        <w:tc>
-          <w:tcPr/>
-          <w:p>
-            <w:pPr>
-              <w:pStyle w:val="Compact"/>
-              <w:jc w:val="left"/>
-            </w:pPr>
-            <w:r>
-              <w:t xml:space="preserve">⑥ 결론</w:t>
-            </w:r>
-          </w:p>
-        </w:tc>
-        <w:tc>
-          <w:tcPr/>
-          <w:p>
-            <w:pPr>
-              <w:pStyle w:val="Compact"/>
-              <w:jc w:val="left"/>
-            </w:pPr>
-            <w:r>
-              <w:t xml:space="preserve">Ничего не спрятано.</w:t>
-            </w:r>
-          </w:p>
-        </w:tc>
-        <w:tc>
-          <w:tcPr/>
-          <w:p>
-            <w:pPr>
-              <w:pStyle w:val="Compact"/>
-              <w:jc w:val="left"/>
-            </w:pPr>
-            <w:r>
-              <w:t xml:space="preserve">부정 + 피동 단어미(중성)</w:t>
-            </w:r>
-          </w:p>
-        </w:tc>
-      </w:tr>
-    </w:tbl>
-    <w:p>
-      <w:pPr>
-        <w:pStyle w:val="BodyText"/>
-      </w:pPr>
-      <w:r>
-        <w:rPr>
-          <w:bCs/>
-          <w:b/>
-        </w:rPr>
-        <w:t xml:space="preserve">활용 패턴:</w:t>
-      </w:r>
-      <w:r>
-        <w:t xml:space="preserve"> </w:t>
-      </w:r>
-      <w:r>
-        <w:t xml:space="preserve">“</w:t>
-      </w:r>
-      <w:r>
-        <w:t xml:space="preserve">Вошло всё. Даже… X — … Y — … И …, которые ещё не… Ничего не спрятано.</w:t>
-      </w:r>
-      <w:r>
-        <w:t xml:space="preserve">”</w:t>
-      </w:r>
-      <w:r>
-        <w:t xml:space="preserve"> </w:t>
-      </w:r>
-      <w:r>
-        <w:rPr>
-          <w:bCs/>
-          <w:b/>
-        </w:rPr>
-        <w:t xml:space="preserve">연결 표현:</w:t>
-      </w:r>
-      <w:r>
-        <w:t xml:space="preserve"> </w:t>
-      </w:r>
-      <w:r>
-        <w:t xml:space="preserve">даже · и · которые</w:t>
-      </w:r>
-      <w:r>
-        <w:t xml:space="preserve"> </w:t>
-      </w:r>
-      <w:r>
-        <w:rPr>
-          <w:bCs/>
-          <w:b/>
-        </w:rPr>
-        <w:t xml:space="preserve">연습:</w:t>
-      </w:r>
-      <w:r>
-        <w:t xml:space="preserve"> </w:t>
-      </w:r>
-      <w:r>
-        <w:t xml:space="preserve">감사인이나 이사에게</w:t>
-      </w:r>
-      <w:r>
-        <w:t xml:space="preserve"> </w:t>
-      </w:r>
-      <w:r>
-        <w:t xml:space="preserve">“</w:t>
-      </w:r>
-      <w:r>
-        <w:t xml:space="preserve">빠진 것은 없다</w:t>
-      </w:r>
-      <w:r>
-        <w:t xml:space="preserve">”</w:t>
-      </w:r>
-      <w:r>
-        <w:t xml:space="preserve">를 항목별로 증명하는 25~30단어 문장 만들기.</w:t>
-      </w:r>
-    </w:p>
-    <w:bookmarkEnd w:id="30"/>
-    <w:bookmarkStart w:id="31" w:name="문법강세-노트"/>
-    <w:p>
-      <w:pPr>
-        <w:pStyle w:val="Heading3"/>
-      </w:pPr>
-      <w:r>
-        <w:t xml:space="preserve">⑤ 문법·강세 노트</w:t>
-      </w:r>
-    </w:p>
-    <w:tbl>
-      <w:tblPr>
-        <w:tblStyle w:val="Table"/>
-        <w:tblW w:type="auto" w:w="0"/>
-        <w:tblLook w:firstRow="1" w:lastRow="0" w:firstColumn="0" w:lastColumn="0" w:noHBand="0" w:noVBand="0" w:val="0020"/>
-        <w:jc w:val="start"/>
-      </w:tblPr>
-      <w:tblGrid>
-        <w:gridCol w:w="2640"/>
-        <w:gridCol w:w="2640"/>
-        <w:gridCol w:w="2640"/>
-      </w:tblGrid>
-      <w:tr>
-        <w:trPr>
-          <w:tblHeader w:val="true"/>
-        </w:trPr>
-        <w:tc>
-          <w:tcPr/>
-          <w:p>
-            <w:pPr>
-              <w:pStyle w:val="Compact"/>
-              <w:jc w:val="left"/>
-            </w:pPr>
-            <w:r>
               <w:t xml:space="preserve">단어</w:t>
             </w:r>
           </w:p>
@@ -3764,79 +3764,79 @@
         <w:pStyle w:val="FirstParagraph"/>
       </w:pPr>
       <w:r>
-        <w:t xml:space="preserve">올가: 9시 10분 전. 이리나는 새벽 6시부터 여기 있어요. 경비원이 그랬어요.</w:t>
-      </w:r>
-    </w:p>
-    <w:p>
-      <w:pPr>
-        <w:pStyle w:val="BodyText"/>
-      </w:pPr>
-      <w:r>
-        <w:t xml:space="preserve">알렉세이: 6시부터요? 무슨 일 있어요?</w:t>
-      </w:r>
-    </w:p>
-    <w:p>
-      <w:pPr>
-        <w:pStyle w:val="BodyText"/>
-      </w:pPr>
-      <w:r>
-        <w:t xml:space="preserve">올가: 연말이 일어났죠. 감사인한테 그건 화재보다 나빠요.</w:t>
-      </w:r>
-    </w:p>
-    <w:p>
-      <w:pPr>
-        <w:pStyle w:val="BodyText"/>
-      </w:pPr>
-      <w:r>
-        <w:t xml:space="preserve">이리나: 좋은 아침이에요. 한 해를 마감했어요. 12시까지 건드리지 마세요.</w:t>
-      </w:r>
-    </w:p>
-    <w:p>
-      <w:pPr>
-        <w:pStyle w:val="BodyText"/>
-      </w:pPr>
-      <w:r>
-        <w:t xml:space="preserve">알렉세이: 이리나, 적어도 말해 줘요. 플러스예요, 마이너스예요?</w:t>
-      </w:r>
-    </w:p>
-    <w:p>
-      <w:pPr>
-        <w:pStyle w:val="BodyText"/>
-      </w:pPr>
-      <w:r>
-        <w:t xml:space="preserve">이리나: 이사회에서 말할게요. 모두 앞에서. 숫자는 한 번만 말하는 거예요.</w:t>
-      </w:r>
-    </w:p>
-    <w:p>
-      <w:pPr>
-        <w:pStyle w:val="BodyText"/>
-      </w:pPr>
-      <w:r>
-        <w:t xml:space="preserve">디마: 이리나 세르게예브나, 영업팀도 12시에야 알게 되나요?</w:t>
-      </w:r>
-    </w:p>
-    <w:p>
-      <w:pPr>
-        <w:pStyle w:val="BodyText"/>
-      </w:pPr>
-      <w:r>
-        <w:t xml:space="preserve">이리나: 팀은 — 7시, 송년회에서요. 이사회 먼저, 그다음 모두.</w:t>
-      </w:r>
-    </w:p>
-    <w:p>
-      <w:pPr>
-        <w:pStyle w:val="BodyText"/>
-      </w:pPr>
-      <w:r>
-        <w:t xml:space="preserve">디마: 알겠어요. 그럼 플러스네요. 마이너스면 바로 말씀하셨을 테니까.</w:t>
-      </w:r>
-    </w:p>
-    <w:p>
-      <w:pPr>
-        <w:pStyle w:val="BodyText"/>
-      </w:pPr>
-      <w:r>
-        <w:t xml:space="preserve">이리나: 드미트리, 그건 논리가 아니에요. 희망이에요. 헷갈리지 마세요.</w:t>
+        <w:t xml:space="preserve">올가: 9시 10분 전인데, 이리나는 새벽 6시부터 여기 있대요. 경비원이 말해 줬어요.</w:t>
+      </w:r>
+    </w:p>
+    <w:p>
+      <w:pPr>
+        <w:pStyle w:val="BodyText"/>
+      </w:pPr>
+      <w:r>
+        <w:t xml:space="preserve">알렉세이: 새벽 6시부터요? 우리 없는 사이에 무슨 일이라도 있었어요?</w:t>
+      </w:r>
+    </w:p>
+    <w:p>
+      <w:pPr>
+        <w:pStyle w:val="BodyText"/>
+      </w:pPr>
+      <w:r>
+        <w:t xml:space="preserve">올가: 연말이 왔죠. 감사관한텐 그게 화재보다 더 나빠요.</w:t>
+      </w:r>
+    </w:p>
+    <w:p>
+      <w:pPr>
+        <w:pStyle w:val="BodyText"/>
+      </w:pPr>
+      <w:r>
+        <w:t xml:space="preserve">이리나: 좋은 아침이에요. 한 해 결산을 마쳤으니, 제발 12시까지는 건드리지 마세요.</w:t>
+      </w:r>
+    </w:p>
+    <w:p>
+      <w:pPr>
+        <w:pStyle w:val="BodyText"/>
+      </w:pPr>
+      <w:r>
+        <w:t xml:space="preserve">알렉세이: 이리나, 하나만 말해 줘요: 흑자예요, 적자예요?</w:t>
+      </w:r>
+    </w:p>
+    <w:p>
+      <w:pPr>
+        <w:pStyle w:val="BodyText"/>
+      </w:pPr>
+      <w:r>
+        <w:t xml:space="preserve">이리나: 이사회에서 모두 앞에서 말할게요. 숫자는 딱 한 번만 말하는 거니까요.</w:t>
+      </w:r>
+    </w:p>
+    <w:p>
+      <w:pPr>
+        <w:pStyle w:val="BodyText"/>
+      </w:pPr>
+      <w:r>
+        <w:t xml:space="preserve">디마: 이리나 세르게예브나, 영업팀도 12시에야 결과를 알게 돼요?</w:t>
+      </w:r>
+    </w:p>
+    <w:p>
+      <w:pPr>
+        <w:pStyle w:val="BodyText"/>
+      </w:pPr>
+      <w:r>
+        <w:t xml:space="preserve">이리나: 팀은 저녁 7시 회식 때 알게 돼요. 이사회가 먼저, 그다음이 나머지 모두예요.</w:t>
+      </w:r>
+    </w:p>
+    <w:p>
+      <w:pPr>
+        <w:pStyle w:val="BodyText"/>
+      </w:pPr>
+      <w:r>
+        <w:t xml:space="preserve">디마: 알겠어요. 그럼 흑자네요. 적자였으면 바로 말씀하셨을 테니까요.</w:t>
+      </w:r>
+    </w:p>
+    <w:p>
+      <w:pPr>
+        <w:pStyle w:val="BodyText"/>
+      </w:pPr>
+      <w:r>
+        <w:t xml:space="preserve">이리나: 드미트리, 그건 논리가 아니라 희망이에요. 둘을 헷갈리지 마세요.</w:t>
       </w:r>
     </w:p>
     <w:p>
@@ -3852,31 +3852,31 @@
         <w:pStyle w:val="BodyText"/>
       </w:pPr>
       <w:r>
-        <w:t xml:space="preserve">알렉세이: 올가 페트로브나, 뭐 아시는 거 있어요?</w:t>
-      </w:r>
-    </w:p>
-    <w:p>
-      <w:pPr>
-        <w:pStyle w:val="BodyText"/>
-      </w:pPr>
-      <w:r>
-        <w:t xml:space="preserve">올가: 이리나를 3년 알았어요. 오늘 아침 케이크를 샀어요. 직접. 처음이에요.</w:t>
-      </w:r>
-    </w:p>
-    <w:p>
-      <w:pPr>
-        <w:pStyle w:val="BodyText"/>
-      </w:pPr>
-      <w:r>
-        <w:t xml:space="preserve">이리나: 케이크는 송년회용이에요. 숫자용이 아니고요. 결론 내리지 마세요.</w:t>
-      </w:r>
-    </w:p>
-    <w:p>
-      <w:pPr>
-        <w:pStyle w:val="BodyText"/>
-      </w:pPr>
-      <w:r>
-        <w:t xml:space="preserve">알렉세이: 늦었어요. 벌써 내렸어요.</w:t>
+        <w:t xml:space="preserve">알렉세이: 올가 페트로브나, 우리가 모르는 걸 아시는 거예요?</w:t>
+      </w:r>
+    </w:p>
+    <w:p>
+      <w:pPr>
+        <w:pStyle w:val="BodyText"/>
+      </w:pPr>
+      <w:r>
+        <w:t xml:space="preserve">올가: 이리나를 3년 동안 알았어요. 오늘 아침에 직접 케이크를 샀더군요, 처음으로요.</w:t>
+      </w:r>
+    </w:p>
+    <w:p>
+      <w:pPr>
+        <w:pStyle w:val="BodyText"/>
+      </w:pPr>
+      <w:r>
+        <w:t xml:space="preserve">이리나: 케이크는 회식용이지 숫자 때문이 아니에요. 섣불리 결론 내리지 마세요.</w:t>
+      </w:r>
+    </w:p>
+    <w:p>
+      <w:pPr>
+        <w:pStyle w:val="BodyText"/>
+      </w:pPr>
+      <w:r>
+        <w:t xml:space="preserve">알렉세이: 늦었어요, 이리나 세르게예브나. 벌써 결론 내렸어요.</w:t>
       </w:r>
     </w:p>
     <w:bookmarkEnd w:id="33"/>
@@ -3894,199 +3894,199 @@
         <w:pStyle w:val="FirstParagraph"/>
       </w:pPr>
       <w:r>
-        <w:t xml:space="preserve">보리스: 12시 정각. 첫 연간 이사회. 벨로바, 숫자.</w:t>
-      </w:r>
-    </w:p>
-    <w:p>
-      <w:pPr>
-        <w:pStyle w:val="BodyText"/>
-      </w:pPr>
-      <w:r>
-        <w:t xml:space="preserve">이리나: 연 매출 — 6,200만. 판매 6,800개.</w:t>
-      </w:r>
-    </w:p>
-    <w:p>
-      <w:pPr>
-        <w:pStyle w:val="BodyText"/>
-      </w:pPr>
-      <w:r>
-        <w:t xml:space="preserve">주예바: 매출은 결과가 아니에요. 소음이죠. 다음.</w:t>
-      </w:r>
-    </w:p>
-    <w:p>
-      <w:pPr>
-        <w:pStyle w:val="BodyText"/>
-      </w:pPr>
-      <w:r>
-        <w:t xml:space="preserve">이리나: 다음은 — 구매, 통관, 창고, 급여, 센터, 임대료, 대출 이자, 세금. 이 돈이 들어오도록 우리가 낸 모든 것. 일주일 반 동안 뺐어요. 줄마다 — 두 번씩.</w:t>
-      </w:r>
-    </w:p>
-    <w:p>
-      <w:pPr>
-        <w:pStyle w:val="BodyText"/>
-      </w:pPr>
-      <w:r>
-        <w:t xml:space="preserve">알렉세이: 그래서 뭐가 남았어요?</w:t>
-      </w:r>
-    </w:p>
-    <w:p>
-      <w:pPr>
-        <w:pStyle w:val="BodyText"/>
-      </w:pPr>
-      <w:r>
-        <w:t xml:space="preserve">이리나: 순이익 — 720만. 세후. 처음으로 흑자인 해예요.</w:t>
-      </w:r>
-    </w:p>
-    <w:p>
-      <w:pPr>
-        <w:pStyle w:val="BodyText"/>
-      </w:pPr>
-      <w:r>
-        <w:t xml:space="preserve">올가: 720. 3년 만에 — 처음으로 마이너스 없는 숫자.</w:t>
-      </w:r>
-    </w:p>
-    <w:p>
-      <w:pPr>
-        <w:pStyle w:val="BodyText"/>
-      </w:pPr>
-      <w:r>
-        <w:t xml:space="preserve">보리스: 벨로바, 왜 손이 안 떨려?</w:t>
-      </w:r>
-    </w:p>
-    <w:p>
-      <w:pPr>
-        <w:pStyle w:val="BodyText"/>
-      </w:pPr>
-      <w:r>
-        <w:t xml:space="preserve">이리나: 새벽 6시엔 떨렸어요. 지금은 아니에요. 세 번 확인했어요.</w:t>
-      </w:r>
-    </w:p>
-    <w:p>
-      <w:pPr>
-        <w:pStyle w:val="BodyText"/>
-      </w:pPr>
-      <w:r>
-        <w:t xml:space="preserve">주예바: 제 질문. 이 숫자에 뭐가 안 들어갔죠? 늘 뭔가 빠져요.</w:t>
-      </w:r>
-    </w:p>
-    <w:p>
-      <w:pPr>
-        <w:pStyle w:val="BodyText"/>
-      </w:pPr>
-      <w:r>
-        <w:t xml:space="preserve">이리나: 전부 들어갔어요. 불편한 것까지. 클레임 충당금 — 80만. 손실 처리 — 주사기 12개, 10월에 깨진 상자. 그리고 아직 지급 안 된 팀 12월 보너스. 숨긴 건 없어요.</w:t>
-      </w:r>
-    </w:p>
-    <w:p>
-      <w:pPr>
-        <w:pStyle w:val="BodyText"/>
-      </w:pPr>
-      <w:r>
-        <w:t xml:space="preserve">주예바: 클레임 충당금. 좋아요. 누가 생각해 낸 거예요?</w:t>
-      </w:r>
-    </w:p>
-    <w:p>
-      <w:pPr>
-        <w:pStyle w:val="BodyText"/>
-      </w:pPr>
-      <w:r>
-        <w:t xml:space="preserve">이리나: 베로니카 크라베츠요. 6월에. 전 그냥 적었을 뿐이에요.</w:t>
-      </w:r>
-    </w:p>
-    <w:p>
-      <w:pPr>
-        <w:pStyle w:val="BodyText"/>
-      </w:pPr>
-      <w:r>
-        <w:t xml:space="preserve">주예바: 그럼 정직한 숫자예요. 독립 이사로서 확인합니다.</w:t>
-      </w:r>
-    </w:p>
-    <w:p>
-      <w:pPr>
-        <w:pStyle w:val="BodyText"/>
-      </w:pPr>
-      <w:r>
-        <w:t xml:space="preserve">알렉세이: 700만. 이리나, 이건…</w:t>
-      </w:r>
-    </w:p>
-    <w:p>
-      <w:pPr>
-        <w:pStyle w:val="BodyText"/>
-      </w:pPr>
-      <w:r>
-        <w:t xml:space="preserve">이리나: 기뻐하긴 일러요. 두 번째 숫자가 있어요. 첫 2년 누적 손실 — 마이너스 1,700.</w:t>
-      </w:r>
-    </w:p>
-    <w:p>
-      <w:pPr>
-        <w:pStyle w:val="BodyText"/>
-      </w:pPr>
-      <w:r>
-        <w:t xml:space="preserve">알렉세이: 마이너스 1,700 더하기 700…</w:t>
-      </w:r>
-    </w:p>
-    <w:p>
-      <w:pPr>
-        <w:pStyle w:val="BodyText"/>
-      </w:pPr>
-      <w:r>
-        <w:t xml:space="preserve">이리나: 마이너스 1,000. 1년 동안 벌었어요. 하지만 3년 치는 아직 못 돌려받았죠.</w:t>
-      </w:r>
-    </w:p>
-    <w:p>
-      <w:pPr>
-        <w:pStyle w:val="BodyText"/>
-      </w:pPr>
-      <w:r>
-        <w:t xml:space="preserve">올가: 등록처럼요. 등록증은 받았지만 지나간 달들은 못 돌려받죠.</w:t>
-      </w:r>
-    </w:p>
-    <w:p>
-      <w:pPr>
-        <w:pStyle w:val="BodyText"/>
-      </w:pPr>
-      <w:r>
-        <w:t xml:space="preserve">보리스: 벨로바 말이 맞아. 1년 이익은 부가 아니야. 가라앉지 않은 첫해일 뿐이지. 99년에 나도 그런 해가 있었어. 그때 날 위해 딱 하나 샀지 — 새 구두. 그 밖엔 아무것도.</w:t>
-      </w:r>
-    </w:p>
-    <w:p>
-      <w:pPr>
-        <w:pStyle w:val="BodyText"/>
-      </w:pPr>
-      <w:r>
-        <w:t xml:space="preserve">알렉세이: 이사회에 질문. 700만으로 뭘 하죠?</w:t>
-      </w:r>
-    </w:p>
-    <w:p>
-      <w:pPr>
-        <w:pStyle w:val="BodyText"/>
-      </w:pPr>
-      <w:r>
-        <w:t xml:space="preserve">보리스: 배당 — 없음. 난 배당 받으러 온 게 아니야. 기다리지.</w:t>
-      </w:r>
-    </w:p>
-    <w:p>
-      <w:pPr>
-        <w:pStyle w:val="BodyText"/>
-      </w:pPr>
-      <w:r>
-        <w:t xml:space="preserve">주예바: 기록하죠: 투자자가 배당을 포기했다. 이런 걸 쓰는 건 처음이에요.</w:t>
-      </w:r>
-    </w:p>
-    <w:p>
-      <w:pPr>
-        <w:pStyle w:val="BodyText"/>
-      </w:pPr>
-      <w:r>
-        <w:t xml:space="preserve">이리나: 포기한 게 아니에요. 마이너스 1,000인 동안엔 나눌 수 없어요. 그래도 고마워요, 보리스 이고레비치, 멋진 표현이라서.</w:t>
-      </w:r>
-    </w:p>
-    <w:p>
-      <w:pPr>
-        <w:pStyle w:val="BodyText"/>
-      </w:pPr>
-      <w:r>
-        <w:t xml:space="preserve">보리스: 하! 벨로바, 넌 선물까지 검사하는군.</w:t>
+        <w:t xml:space="preserve">보리스: 12시 정각, 첫 연례 이사회야. 벨로바, 숫자를 보여 주게.</w:t>
+      </w:r>
+    </w:p>
+    <w:p>
+      <w:pPr>
+        <w:pStyle w:val="BodyText"/>
+      </w:pPr>
+      <w:r>
+        <w:t xml:space="preserve">이리나: 연 매출은 6,200만이에요. 주사기 6,800개를 팔았어요.</w:t>
+      </w:r>
+    </w:p>
+    <w:p>
+      <w:pPr>
+        <w:pStyle w:val="BodyText"/>
+      </w:pPr>
+      <w:r>
+        <w:t xml:space="preserve">주예바: 매출은 결과가 아니라 소음이에요. 그다음은요?</w:t>
+      </w:r>
+    </w:p>
+    <w:p>
+      <w:pPr>
+        <w:pStyle w:val="BodyText"/>
+      </w:pPr>
+      <w:r>
+        <w:t xml:space="preserve">이리나: 그다음은 매입, 통관, 창고, 급여, 센터, 임대료, 대출 이자, 세금이에요. 이 돈이 들어오게 하려고 우리가 낸 모든 것이죠. 일주일 반 동안 뺐고, 줄마다 두 번씩 확인했어요. 첫 연간 보고서에서 틀리면 안 되니까요.</w:t>
+      </w:r>
+    </w:p>
+    <w:p>
+      <w:pPr>
+        <w:pStyle w:val="BodyText"/>
+      </w:pPr>
+      <w:r>
+        <w:t xml:space="preserve">알렉세이: 그래서 결국 남은 건 얼마예요?</w:t>
+      </w:r>
+    </w:p>
+    <w:p>
+      <w:pPr>
+        <w:pStyle w:val="BodyText"/>
+      </w:pPr>
+      <w:r>
+        <w:t xml:space="preserve">이리나: 세후 순이익 720만이에요. 첫 흑자 연도예요.</w:t>
+      </w:r>
+    </w:p>
+    <w:p>
+      <w:pPr>
+        <w:pStyle w:val="BodyText"/>
+      </w:pPr>
+      <w:r>
+        <w:t xml:space="preserve">올가: 720만. 3년 만에 마이너스 없는 첫 숫자네요.</w:t>
+      </w:r>
+    </w:p>
+    <w:p>
+      <w:pPr>
+        <w:pStyle w:val="BodyText"/>
+      </w:pPr>
+      <w:r>
+        <w:t xml:space="preserve">보리스: 벨로바, 그 말을 하면서 왜 손이 안 떨리나?</w:t>
+      </w:r>
+    </w:p>
+    <w:p>
+      <w:pPr>
+        <w:pStyle w:val="BodyText"/>
+      </w:pPr>
+      <w:r>
+        <w:t xml:space="preserve">이리나: 새벽 6시엔 떨렸는데, 이젠 안 떨려요. 세 번 확인했으니까요.</w:t>
+      </w:r>
+    </w:p>
+    <w:p>
+      <w:pPr>
+        <w:pStyle w:val="BodyText"/>
+      </w:pPr>
+      <w:r>
+        <w:t xml:space="preserve">주예바: 질문 있어요. 이 숫자에 안 들어간 건 뭐예요? 늘 뭔가 빠지거든요.</w:t>
+      </w:r>
+    </w:p>
+    <w:p>
+      <w:pPr>
+        <w:pStyle w:val="BodyText"/>
+      </w:pPr>
+      <w:r>
+        <w:t xml:space="preserve">이리나: 다 들어갔어요. 불편한 것까지요. 클레임 충당금 — 80만. 손실 처리 — 주사기 12개, 10월에 깨진 상자요. 그리고 아직 지급 안 된 12월 팀 보너스요. 숨긴 건 하나도 없고, 줄마다 서류로 확인할 수 있어요.</w:t>
+      </w:r>
+    </w:p>
+    <w:p>
+      <w:pPr>
+        <w:pStyle w:val="BodyText"/>
+      </w:pPr>
+      <w:r>
+        <w:t xml:space="preserve">주예바: 클레임 충당금, 좋네요. 그건 누가 생각해 냈어요?</w:t>
+      </w:r>
+    </w:p>
+    <w:p>
+      <w:pPr>
+        <w:pStyle w:val="BodyText"/>
+      </w:pPr>
+      <w:r>
+        <w:t xml:space="preserve">이리나: 6월에 베로니카 크라베츠가요. 저는 적었을 뿐이에요.</w:t>
+      </w:r>
+    </w:p>
+    <w:p>
+      <w:pPr>
+        <w:pStyle w:val="BodyText"/>
+      </w:pPr>
+      <w:r>
+        <w:t xml:space="preserve">주예바: 그럼 정직한 숫자네요. 독립 이사로서 확인합니다.</w:t>
+      </w:r>
+    </w:p>
+    <w:p>
+      <w:pPr>
+        <w:pStyle w:val="BodyText"/>
+      </w:pPr>
+      <w:r>
+        <w:t xml:space="preserve">알렉세이: 700만이라… 이리나, 이건 정말…</w:t>
+      </w:r>
+    </w:p>
+    <w:p>
+      <w:pPr>
+        <w:pStyle w:val="BodyText"/>
+      </w:pPr>
+      <w:r>
+        <w:t xml:space="preserve">이리나: 기뻐하긴 일러요, 두 번째 숫자가 있어요. 첫 2년 누적 손실이 마이너스 1,700만이에요.</w:t>
+      </w:r>
+    </w:p>
+    <w:p>
+      <w:pPr>
+        <w:pStyle w:val="BodyText"/>
+      </w:pPr>
+      <w:r>
+        <w:t xml:space="preserve">알렉세이: 마이너스 1,700에 플러스 700이면…</w:t>
+      </w:r>
+    </w:p>
+    <w:p>
+      <w:pPr>
+        <w:pStyle w:val="BodyText"/>
+      </w:pPr>
+      <w:r>
+        <w:t xml:space="preserve">이리나: 마이너스 1,000이요. 1년 동안은 벌었지만, 3년 치는 아직 못 되찾았어요.</w:t>
+      </w:r>
+    </w:p>
+    <w:p>
+      <w:pPr>
+        <w:pStyle w:val="BodyText"/>
+      </w:pPr>
+      <w:r>
+        <w:t xml:space="preserve">올가: 등록이랑 같네요: 등록증은 받았지만 잃어버린 달들은 못 되돌리죠.</w:t>
+      </w:r>
+    </w:p>
+    <w:p>
+      <w:pPr>
+        <w:pStyle w:val="BodyText"/>
+      </w:pPr>
+      <w:r>
+        <w:t xml:space="preserve">보리스: 벨로바 말이 맞아. 1년 이익은 부가 아니라 처음으로 가라앉지 않은 해일 뿐이야. 99년에 나도 그런 해가 있었지. 그때 나 자신한테 딱 하나 샀어, 새 구두. 그 외엔 아무것도 안 샀지.</w:t>
+      </w:r>
+    </w:p>
+    <w:p>
+      <w:pPr>
+        <w:pStyle w:val="BodyText"/>
+      </w:pPr>
+      <w:r>
+        <w:t xml:space="preserve">알렉세이: 그럼 이사회에 질문이요: 700만은 어떻게 하죠?</w:t>
+      </w:r>
+    </w:p>
+    <w:p>
+      <w:pPr>
+        <w:pStyle w:val="BodyText"/>
+      </w:pPr>
+      <w:r>
+        <w:t xml:space="preserve">보리스: 배당은 — 안 돼. 배당 받으러 온 게 아니야, 기다리겠네.</w:t>
+      </w:r>
+    </w:p>
+    <w:p>
+      <w:pPr>
+        <w:pStyle w:val="BodyText"/>
+      </w:pPr>
+      <w:r>
+        <w:t xml:space="preserve">주예바: 기록할게요: 투자자가 배당을 포기했다. 이런 걸 의사록에 쓰는 건 평생 처음이에요.</w:t>
+      </w:r>
+    </w:p>
+    <w:p>
+      <w:pPr>
+        <w:pStyle w:val="BodyText"/>
+      </w:pPr>
+      <w:r>
+        <w:t xml:space="preserve">이리나: 포기하신 게 아니라, 마이너스 1,000인 동안은 나눌 수가 없는 거예요. 그래도 멋진 표현 감사해요, 보리스 이고레비치.</w:t>
+      </w:r>
+    </w:p>
+    <w:p>
+      <w:pPr>
+        <w:pStyle w:val="BodyText"/>
+      </w:pPr>
+      <w:r>
+        <w:t xml:space="preserve">보리스: 하! 벨로바, 넌 선물까지 감사하는구나.</w:t>
       </w:r>
     </w:p>
     <w:p>
@@ -4102,71 +4102,71 @@
         <w:pStyle w:val="BodyText"/>
       </w:pPr>
       <w:r>
-        <w:t xml:space="preserve">알렉세이: 그럼 제 제안이요. 세 부분. 툴라 센터. 팀 전원 보너스. 창업자 대여금 첫 상환.</w:t>
-      </w:r>
-    </w:p>
-    <w:p>
-      <w:pPr>
-        <w:pStyle w:val="BodyText"/>
-      </w:pPr>
-      <w:r>
-        <w:t xml:space="preserve">올가: 어느 창업자요?</w:t>
-      </w:r>
-    </w:p>
-    <w:p>
-      <w:pPr>
-        <w:pStyle w:val="BodyText"/>
-      </w:pPr>
-      <w:r>
-        <w:t xml:space="preserve">이리나: 당신이요, 올가 페트로브나. 50만. 거의 3년 전에 말씀하셨죠: 「돌아오게 하라」. 돌아와요. 제일 먼저, 당신 대여금이 제일 작으니까. 그리고 당신이 달라고 안 했으니까.</w:t>
-      </w:r>
-    </w:p>
-    <w:p>
-      <w:pPr>
-        <w:pStyle w:val="BodyText"/>
-      </w:pPr>
-      <w:r>
-        <w:t xml:space="preserve">올가: 그건 아들 바다 휴가였어요. 아들은 이제 일해요. 바다는 필요 없어요.</w:t>
-      </w:r>
-    </w:p>
-    <w:p>
-      <w:pPr>
-        <w:pStyle w:val="BodyText"/>
-      </w:pPr>
-      <w:r>
-        <w:t xml:space="preserve">이리나: 그럼 당신 휴가예요. 3년 동안 휴가를 하루도 안 가셨잖아요.</w:t>
-      </w:r>
-    </w:p>
-    <w:p>
-      <w:pPr>
-        <w:pStyle w:val="BodyText"/>
-      </w:pPr>
-      <w:r>
-        <w:t xml:space="preserve">올가: 툴라가 있어요. 센터 등록. 못 가요.</w:t>
-      </w:r>
-    </w:p>
-    <w:p>
-      <w:pPr>
-        <w:pStyle w:val="BodyText"/>
-      </w:pPr>
-      <w:r>
-        <w:t xml:space="preserve">주예바: 올가, 그게 벌써 세 번째 「아니요」예요? 세고 있어요.</w:t>
-      </w:r>
-    </w:p>
-    <w:p>
-      <w:pPr>
-        <w:pStyle w:val="BodyText"/>
-      </w:pPr>
-      <w:r>
-        <w:t xml:space="preserve">올가: 두 번째요. 니나, 웃지 마요. 투표해요.</w:t>
-      </w:r>
-    </w:p>
-    <w:p>
-      <w:pPr>
-        <w:pStyle w:val="BodyText"/>
-      </w:pPr>
-      <w:r>
-        <w:t xml:space="preserve">보리스: 투표. 다섯 — 찬성. 미로노바도 찬성, 말은 없지만. 가결.</w:t>
+        <w:t xml:space="preserve">알렉세이: 그럼 제 제안은 세 가지예요: 툴라 센터, 팀 전체 보너스, 그리고 창업자 대여금 첫 상환.</w:t>
+      </w:r>
+    </w:p>
+    <w:p>
+      <w:pPr>
+        <w:pStyle w:val="BodyText"/>
+      </w:pPr>
+      <w:r>
+        <w:t xml:space="preserve">올가: 어느 창업자요? 누구 얘기예요?</w:t>
+      </w:r>
+    </w:p>
+    <w:p>
+      <w:pPr>
+        <w:pStyle w:val="BodyText"/>
+      </w:pPr>
+      <w:r>
+        <w:t xml:space="preserve">이리나: 당신이요, 올가 페트로브나, 50만이요. 거의 3년 전에 「돌아오게 두라」고 하셨죠. 이제 돌아와요, 제일 먼저요. 당신 대여금이 제일 적으니까요. 그리고 한 번도 돌려 달라고 하지 않으셨으니까요.</w:t>
+      </w:r>
+    </w:p>
+    <w:p>
+      <w:pPr>
+        <w:pStyle w:val="BodyText"/>
+      </w:pPr>
+      <w:r>
+        <w:t xml:space="preserve">올가: 그건 아들 바닷가 휴가비였어요. 하지만 아들은 이제 일하고, 바다는 필요 없어요.</w:t>
+      </w:r>
+    </w:p>
+    <w:p>
+      <w:pPr>
+        <w:pStyle w:val="BodyText"/>
+      </w:pPr>
+      <w:r>
+        <w:t xml:space="preserve">이리나: 그럼 당신 휴가로 하세요. 3년 동안 하루도 휴가를 안 가셨잖아요.</w:t>
+      </w:r>
+    </w:p>
+    <w:p>
+      <w:pPr>
+        <w:pStyle w:val="BodyText"/>
+      </w:pPr>
+      <w:r>
+        <w:t xml:space="preserve">올가: 하지만 툴라에 센터 등록까지 있어서 어디도 못 가요.</w:t>
+      </w:r>
+    </w:p>
+    <w:p>
+      <w:pPr>
+        <w:pStyle w:val="BodyText"/>
+      </w:pPr>
+      <w:r>
+        <w:t xml:space="preserve">주예바: 올가, 그게 벌써 세 번째 「안 돼요」예요? 세고 있거든요.</w:t>
+      </w:r>
+    </w:p>
+    <w:p>
+      <w:pPr>
+        <w:pStyle w:val="BodyText"/>
+      </w:pPr>
+      <w:r>
+        <w:t xml:space="preserve">올가: 두 번째예요. 니나, 놀리지 말고 투표나 해요.</w:t>
+      </w:r>
+    </w:p>
+    <w:p>
+      <w:pPr>
+        <w:pStyle w:val="BodyText"/>
+      </w:pPr>
+      <w:r>
+        <w:t xml:space="preserve">보리스: 투표하지. 찬성 다섯, 미로노바는 말은 없지만 찬성이고. 가결.</w:t>
       </w:r>
     </w:p>
     <w:bookmarkEnd w:id="34"/>
@@ -4184,239 +4184,239 @@
         <w:pStyle w:val="FirstParagraph"/>
       </w:pPr>
       <w:r>
-        <w:t xml:space="preserve">디마: 알렉세이 니콜라예비치, 이사회 끝났어요? 유리 너머로 표정 다 봤어요.</w:t>
-      </w:r>
-    </w:p>
-    <w:p>
-      <w:pPr>
-        <w:pStyle w:val="BodyText"/>
-      </w:pPr>
-      <w:r>
-        <w:t xml:space="preserve">알렉세이: 내 표정이 어땠는데?</w:t>
-      </w:r>
-    </w:p>
-    <w:p>
-      <w:pPr>
-        <w:pStyle w:val="BodyText"/>
-      </w:pPr>
-      <w:r>
-        <w:t xml:space="preserve">키릴: 이긴 사람 표정이요. 그런데 말하지 말라는 소리를 들은.</w:t>
-      </w:r>
-    </w:p>
-    <w:p>
-      <w:pPr>
-        <w:pStyle w:val="BodyText"/>
-      </w:pPr>
-      <w:r>
-        <w:t xml:space="preserve">알렉세이: 키릴, 정확해. 이리나가 7시에 발표할 거야. 참아.</w:t>
-      </w:r>
-    </w:p>
-    <w:p>
-      <w:pPr>
-        <w:pStyle w:val="BodyText"/>
-      </w:pPr>
-      <w:r>
-        <w:t xml:space="preserve">이리나: 참는 동안 — 세는 거 도와줘요. 「사람」 탭. 우리 몇 명이죠?</w:t>
-      </w:r>
-    </w:p>
-    <w:p>
-      <w:pPr>
-        <w:pStyle w:val="BodyText"/>
-      </w:pPr>
-      <w:r>
-        <w:t xml:space="preserve">디마: 저, 키릴, 그리고 매니저 넷. 영업 — 여섯.</w:t>
-      </w:r>
-    </w:p>
-    <w:p>
-      <w:pPr>
-        <w:pStyle w:val="BodyText"/>
-      </w:pPr>
-      <w:r>
-        <w:t xml:space="preserve">이리나: 센터 — 코디네이터 둘. 합병증 상담선 — 간호사 둘, 24시간, 교대.</w:t>
-      </w:r>
-    </w:p>
-    <w:p>
-      <w:pPr>
-        <w:pStyle w:val="BodyText"/>
-      </w:pPr>
-      <w:r>
-        <w:t xml:space="preserve">올가: 등록 — 나와 폴리나. 폴리나는 9월부터인데 벌써 전문가들을 다 알아요.</w:t>
-      </w:r>
-    </w:p>
-    <w:p>
-      <w:pPr>
-        <w:pStyle w:val="BodyText"/>
-      </w:pPr>
-      <w:r>
-        <w:t xml:space="preserve">이리나: 회계 — 스베타와 제냐. 창고 — 둘. 사무실 관리 — 한 명.</w:t>
-      </w:r>
-    </w:p>
-    <w:p>
-      <w:pPr>
-        <w:pStyle w:val="BodyText"/>
-      </w:pPr>
-      <w:r>
-        <w:t xml:space="preserve">키릴: 여섯, 둘, 둘, 하나, 둘, 둘, 하나. 열여섯. 더하기 창업자 셋. 열아홉.</w:t>
-      </w:r>
-    </w:p>
-    <w:p>
-      <w:pPr>
-        <w:pStyle w:val="BodyText"/>
-      </w:pPr>
-      <w:r>
-        <w:t xml:space="preserve">이리나: 맞아요. 정규직은 열아홉. 그런데 표에는 — 스물.</w:t>
-      </w:r>
-    </w:p>
-    <w:p>
-      <w:pPr>
-        <w:pStyle w:val="BodyText"/>
-      </w:pPr>
-      <w:r>
-        <w:t xml:space="preserve">디마: 스무 번째는 누구예요? 죽은 영혼이요?</w:t>
-      </w:r>
-    </w:p>
-    <w:p>
-      <w:pPr>
-        <w:pStyle w:val="BodyText"/>
-      </w:pPr>
-      <w:r>
-        <w:t xml:space="preserve">이리나: 살아 있어요. 제일 살아 있죠. 니콜라이 페트로비치 보론초프. 매달 마지막 월요일, 2년 넘게, 포돌스크 창고. 상자 재고 조사. 계약 없이, 돈 없이. 세어 봤어요: 월요일 스물여덟 번.</w:t>
-      </w:r>
-    </w:p>
-    <w:p>
-      <w:pPr>
-        <w:pStyle w:val="BodyText"/>
-      </w:pPr>
-      <w:r>
-        <w:t xml:space="preserve">알렉세이: 아빠요? 이리나, 그냥 도와주시는 거예요. 가족으로서.</w:t>
-      </w:r>
-    </w:p>
-    <w:p>
-      <w:pPr>
-        <w:pStyle w:val="BodyText"/>
-      </w:pPr>
-      <w:r>
-        <w:t xml:space="preserve">이리나: 일하시는 거예요. 서류 없는 일이죠. 서류 없이는 아무것도 없는 회사에서.</w:t>
-      </w:r>
-    </w:p>
-    <w:p>
-      <w:pPr>
-        <w:pStyle w:val="BodyText"/>
-      </w:pPr>
-      <w:r>
-        <w:t xml:space="preserve">올가: 이리나 말이 맞아요. 점검 나와서 창고는 누가 세냐고 물으면 뭐라고 할 거예요? 「아빠」?</w:t>
-      </w:r>
-    </w:p>
-    <w:p>
-      <w:pPr>
-        <w:pStyle w:val="BodyText"/>
-      </w:pPr>
-      <w:r>
-        <w:t xml:space="preserve">알렉세이: 거절하실 거예요. 아빠를 모르세요. 도움엔 돈을 안 받는다고 하실 거예요.</w:t>
-      </w:r>
-    </w:p>
-    <w:p>
-      <w:pPr>
-        <w:pStyle w:val="BodyText"/>
-      </w:pPr>
-      <w:r>
-        <w:t xml:space="preserve">이리나: 그래서 당신이 말하지 않아요. 내가 해요. 오늘. 송년회에 초대해 뒀어요.</w:t>
-      </w:r>
-    </w:p>
-    <w:p>
-      <w:pPr>
-        <w:pStyle w:val="BodyText"/>
-      </w:pPr>
-      <w:r>
-        <w:t xml:space="preserve">키릴: 질문해도 돼요? 런던에서 1년 동안… 아는 사람 밑에서 일했어요. 계약 없이.</w:t>
-      </w:r>
-    </w:p>
-    <w:p>
-      <w:pPr>
-        <w:pStyle w:val="BodyText"/>
-      </w:pPr>
-      <w:r>
-        <w:t xml:space="preserve">디마: 그래서?</w:t>
-      </w:r>
-    </w:p>
-    <w:p>
-      <w:pPr>
-        <w:pStyle w:val="BodyText"/>
-      </w:pPr>
-      <w:r>
-        <w:t xml:space="preserve">키릴: 편했죠. 싸우기 전까지는. 그 뒤에 알고 보니 난 거기 있었던 적도 없더라고요.</w:t>
-      </w:r>
-    </w:p>
-    <w:p>
-      <w:pPr>
-        <w:pStyle w:val="BodyText"/>
-      </w:pPr>
-      <w:r>
-        <w:t xml:space="preserve">이리나: 그래서예요. 계약은 좋은 날을 위한 게 아니에요. 나쁜 날을 위한 거죠.</w:t>
-      </w:r>
-    </w:p>
-    <w:p>
-      <w:pPr>
-        <w:pStyle w:val="BodyText"/>
-      </w:pPr>
-      <w:r>
-        <w:t xml:space="preserve">디마: 이리나 세르게예브나, 그럼 보너스는요? 이사회에서 정했잖아요. 화이트보드 봤어요.</w:t>
-      </w:r>
-    </w:p>
-    <w:p>
-      <w:pPr>
-        <w:pStyle w:val="BodyText"/>
-      </w:pPr>
-      <w:r>
-        <w:t xml:space="preserve">이리나: 드미트리, 유리 너머로 본 거잖아요. 그건 안 쳐요.</w:t>
-      </w:r>
-    </w:p>
-    <w:p>
-      <w:pPr>
-        <w:pStyle w:val="BodyText"/>
-      </w:pPr>
-      <w:r>
-        <w:t xml:space="preserve">디마: 하나만 물을게요. 보너스는 — 시스템대로요? 아니면 모두 똑같이?</w:t>
-      </w:r>
-    </w:p>
-    <w:p>
-      <w:pPr>
-        <w:pStyle w:val="BodyText"/>
-      </w:pPr>
-      <w:r>
-        <w:t xml:space="preserve">알렉세이: 시스템대로. 너희 세 항목은 아무도 안 없앴어. 하지만 모두를 위한 줄이 하나 더 있어. 13번째 월급. 상담선 간호사들까지 — 주사기 하나 안 팔지만 전화기를 끼고 자는 사람들.</w:t>
-      </w:r>
-    </w:p>
-    <w:p>
-      <w:pPr>
-        <w:pStyle w:val="BodyText"/>
-      </w:pPr>
-      <w:r>
-        <w:t xml:space="preserve">키릴: 간호사들도요? 매출은 안 가져오잖아요.</w:t>
-      </w:r>
-    </w:p>
-    <w:p>
-      <w:pPr>
-        <w:pStyle w:val="BodyText"/>
-      </w:pPr>
-      <w:r>
-        <w:t xml:space="preserve">디마: 가져와. 밤에 의사가 전화하면 간호사가 받아. 아침에 그 의사가 또 주문해.</w:t>
-      </w:r>
-    </w:p>
-    <w:p>
-      <w:pPr>
-        <w:pStyle w:val="BodyText"/>
-      </w:pPr>
-      <w:r>
-        <w:t xml:space="preserve">이리나: 알렉세이, 그런데요. 방금 7시 전에 발표하셨어요.</w:t>
-      </w:r>
-    </w:p>
-    <w:p>
-      <w:pPr>
-        <w:pStyle w:val="BodyText"/>
-      </w:pPr>
-      <w:r>
-        <w:t xml:space="preserve">알렉세이: 서둘렀네요. 제 가장 큰 약점이죠. 올가 페트로브나가 알아요.</w:t>
+        <w:t xml:space="preserve">디마: 알렉세이 니콜라예비치, 이사회 끝났어요? 유리 너머로 표정 봤어요.</w:t>
+      </w:r>
+    </w:p>
+    <w:p>
+      <w:pPr>
+        <w:pStyle w:val="BodyText"/>
+      </w:pPr>
+      <w:r>
+        <w:t xml:space="preserve">알렉세이: 내 표정이 어땠는데요?</w:t>
+      </w:r>
+    </w:p>
+    <w:p>
+      <w:pPr>
+        <w:pStyle w:val="BodyText"/>
+      </w:pPr>
+      <w:r>
+        <w:t xml:space="preserve">키릴: 이겼는데 말하지 말라는 사람 같았어요.</w:t>
+      </w:r>
+    </w:p>
+    <w:p>
+      <w:pPr>
+        <w:pStyle w:val="BodyText"/>
+      </w:pPr>
+      <w:r>
+        <w:t xml:space="preserve">알렉세이: 키릴, 정확하네요. 이리나가 7시에 발표할 테니 참아요.</w:t>
+      </w:r>
+    </w:p>
+    <w:p>
+      <w:pPr>
+        <w:pStyle w:val="BodyText"/>
+      </w:pPr>
+      <w:r>
+        <w:t xml:space="preserve">이리나: 참는 동안 계산 좀 도와줘요. 「사람」 탭을 열어 봐요. 우리가 모두 몇 명이죠?</w:t>
+      </w:r>
+    </w:p>
+    <w:p>
+      <w:pPr>
+        <w:pStyle w:val="BodyText"/>
+      </w:pPr>
+      <w:r>
+        <w:t xml:space="preserve">디마: 저, 키릴, 그리고 매니저 네 명, 영업은 다 합쳐 여섯 명이요.</w:t>
+      </w:r>
+    </w:p>
+    <w:p>
+      <w:pPr>
+        <w:pStyle w:val="BodyText"/>
+      </w:pPr>
+      <w:r>
+        <w:t xml:space="preserve">이리나: 센터엔 코디네이터 두 명. 부작용 상담 라인엔 간호사 두 명, 교대로 24시간 일해요.</w:t>
+      </w:r>
+    </w:p>
+    <w:p>
+      <w:pPr>
+        <w:pStyle w:val="BodyText"/>
+      </w:pPr>
+      <w:r>
+        <w:t xml:space="preserve">올가: 등록 쪽은 나랑 폴리나요. 폴리나는 9월에 왔는데 벌써 심사관들을 다 알아요.</w:t>
+      </w:r>
+    </w:p>
+    <w:p>
+      <w:pPr>
+        <w:pStyle w:val="BodyText"/>
+      </w:pPr>
+      <w:r>
+        <w:t xml:space="preserve">이리나: 회계엔 스베타와 제냐, 창고에 두 명, 그리고 사무 관리자 한 명.</w:t>
+      </w:r>
+    </w:p>
+    <w:p>
+      <w:pPr>
+        <w:pStyle w:val="BodyText"/>
+      </w:pPr>
+      <w:r>
+        <w:t xml:space="preserve">키릴: 여섯, 둘, 둘, 하나, 둘, 둘, 하나 — 열여섯이에요. 창업자 셋을 더하면 열아홉.</w:t>
+      </w:r>
+    </w:p>
+    <w:p>
+      <w:pPr>
+        <w:pStyle w:val="BodyText"/>
+      </w:pPr>
+      <w:r>
+        <w:t xml:space="preserve">이리나: 맞아요, 직원은 열아홉 명이에요. 그런데 내 표에는 스무 명이에요.</w:t>
+      </w:r>
+    </w:p>
+    <w:p>
+      <w:pPr>
+        <w:pStyle w:val="BodyText"/>
+      </w:pPr>
+      <w:r>
+        <w:t xml:space="preserve">디마: 그럼 스무 번째는 누구예요? 무슨 유령 직원이라도 있어요?</w:t>
+      </w:r>
+    </w:p>
+    <w:p>
+      <w:pPr>
+        <w:pStyle w:val="BodyText"/>
+      </w:pPr>
+      <w:r>
+        <w:t xml:space="preserve">이리나: 살아 있어요, 그것도 제일 생생하게요. 니콜라이 페트로비치 보론초프예요. 2년 넘게 매달 마지막 월요일, 포돌스크 창고, 상자 재고 조사. 계약도 돈도 없이요. 세어 보니 월요일이 스물여덟 번이에요.</w:t>
+      </w:r>
+    </w:p>
+    <w:p>
+      <w:pPr>
+        <w:pStyle w:val="BodyText"/>
+      </w:pPr>
+      <w:r>
+        <w:t xml:space="preserve">알렉세이: 아빠요? 이리나, 그건 그냥 가족으로서 도와주시는 거잖아요.</w:t>
+      </w:r>
+    </w:p>
+    <w:p>
+      <w:pPr>
+        <w:pStyle w:val="BodyText"/>
+      </w:pPr>
+      <w:r>
+        <w:t xml:space="preserve">이리나: 일하시는 거예요. 서류 없는 일이요. 서류 없인 아무것도 없는 회사에서요.</w:t>
+      </w:r>
+    </w:p>
+    <w:p>
+      <w:pPr>
+        <w:pStyle w:val="BodyText"/>
+      </w:pPr>
+      <w:r>
+        <w:t xml:space="preserve">올가: 이리나 말이 맞아요. 점검반이 누가 창고를 세느냐고 물으면 뭐라고 할 거예요? 「우리 아빠요」?</w:t>
+      </w:r>
+    </w:p>
+    <w:p>
+      <w:pPr>
+        <w:pStyle w:val="BodyText"/>
+      </w:pPr>
+      <w:r>
+        <w:t xml:space="preserve">알렉세이: 거절하실 거예요, 모르셔서 그래요. 도와주는 데 돈은 안 받는다고 하실 거예요.</w:t>
+      </w:r>
+    </w:p>
+    <w:p>
+      <w:pPr>
+        <w:pStyle w:val="BodyText"/>
+      </w:pPr>
+      <w:r>
+        <w:t xml:space="preserve">이리나: 그래서 당신이 아니라 내가 말할 거예요, 오늘요. 회식에 초대해 뒀어요.</w:t>
+      </w:r>
+    </w:p>
+    <w:p>
+      <w:pPr>
+        <w:pStyle w:val="BodyText"/>
+      </w:pPr>
+      <w:r>
+        <w:t xml:space="preserve">키릴: 질문해도 돼요? 런던에서 1년 동안 어떤… 지인 밑에서 일했는데, 계약 없이요.</w:t>
+      </w:r>
+    </w:p>
+    <w:p>
+      <w:pPr>
+        <w:pStyle w:val="BodyText"/>
+      </w:pPr>
+      <w:r>
+        <w:t xml:space="preserve">디마: 어땠어요? 좋았어요?</w:t>
+      </w:r>
+    </w:p>
+    <w:p>
+      <w:pPr>
+        <w:pStyle w:val="BodyText"/>
+      </w:pPr>
+      <w:r>
+        <w:t xml:space="preserve">키릴: 편했어요, 싸우기 전까진요. 그다음엔 제가 거기 있었던 적이 아예 없는 걸로 됐어요.</w:t>
+      </w:r>
+    </w:p>
+    <w:p>
+      <w:pPr>
+        <w:pStyle w:val="BodyText"/>
+      </w:pPr>
+      <w:r>
+        <w:t xml:space="preserve">이리나: 바로 그래서예요. 계약은 좋은 날이 아니라 나쁜 날을 위해 필요해요.</w:t>
+      </w:r>
+    </w:p>
+    <w:p>
+      <w:pPr>
+        <w:pStyle w:val="BodyText"/>
+      </w:pPr>
+      <w:r>
+        <w:t xml:space="preserve">디마: 이리나 세르게예브나, 보너스는요? 이사회에서 정했잖아요, 칠판 봤어요.</w:t>
+      </w:r>
+    </w:p>
+    <w:p>
+      <w:pPr>
+        <w:pStyle w:val="BodyText"/>
+      </w:pPr>
+      <w:r>
+        <w:t xml:space="preserve">이리나: 드미트리, 유리 너머로 칠판을 본 거잖아요. 그건 안 쳐요.</w:t>
+      </w:r>
+    </w:p>
+    <w:p>
+      <w:pPr>
+        <w:pStyle w:val="BodyText"/>
+      </w:pPr>
+      <w:r>
+        <w:t xml:space="preserve">디마: 그럼 하나만 물을게요: 보너스는 제도대로예요, 아니면 다 똑같이요?</w:t>
+      </w:r>
+    </w:p>
+    <w:p>
+      <w:pPr>
+        <w:pStyle w:val="BodyText"/>
+      </w:pPr>
+      <w:r>
+        <w:t xml:space="preserve">알렉세이: 제도대로요, 당신 세 항목은 아무도 안 없앴어요. 그런데 모두를 위한 줄이 하나 더 있어요: 13번째 월급이요. 주사기 하나 안 팔지만 베개 옆에 전화기를 두고 자면서 새벽 3시에 의사들 전화를 받는 상담 라인 간호사들도 포함해서요.</w:t>
+      </w:r>
+    </w:p>
+    <w:p>
+      <w:pPr>
+        <w:pStyle w:val="BodyText"/>
+      </w:pPr>
+      <w:r>
+        <w:t xml:space="preserve">키릴: 간호사들도요? 매출을 안 가져오잖아요.</w:t>
+      </w:r>
+    </w:p>
+    <w:p>
+      <w:pPr>
+        <w:pStyle w:val="BodyText"/>
+      </w:pPr>
+      <w:r>
+        <w:t xml:space="preserve">디마: 가져와요. 밤에 의사가 전화하면 간호사가 받고, 아침에 그 의사가 다시 주문해요.</w:t>
+      </w:r>
+    </w:p>
+    <w:p>
+      <w:pPr>
+        <w:pStyle w:val="BodyText"/>
+      </w:pPr>
+      <w:r>
+        <w:t xml:space="preserve">이리나: 알렉세이, 그런데 방금 7시 전에 다 발표하셨어요.</w:t>
+      </w:r>
+    </w:p>
+    <w:p>
+      <w:pPr>
+        <w:pStyle w:val="BodyText"/>
+      </w:pPr>
+      <w:r>
+        <w:t xml:space="preserve">알렉세이: 서둘렀네요. 제 제일 큰 약점이에요, 올가 페트로브나가 알아요.</w:t>
       </w:r>
     </w:p>
     <w:bookmarkEnd w:id="35"/>
@@ -4434,111 +4434,111 @@
         <w:pStyle w:val="FirstParagraph"/>
       </w:pPr>
       <w:r>
-        <w:t xml:space="preserve">이리나: 안녕하세요. 우린 스무 명이에요. 숫자 하나만 말하고 앉을게요.</w:t>
-      </w:r>
-    </w:p>
-    <w:p>
-      <w:pPr>
-        <w:pStyle w:val="BodyText"/>
-      </w:pPr>
-      <w:r>
-        <w:t xml:space="preserve">디마: 열아홉이요. 니콜라이 페트로비치가 아직 차 막혀요.</w:t>
-      </w:r>
-    </w:p>
-    <w:p>
-      <w:pPr>
-        <w:pStyle w:val="BodyText"/>
-      </w:pPr>
-      <w:r>
-        <w:t xml:space="preserve">니콜라이: 이제 안 막혀요. 안녕들 하세요. 보온병 들고 왔어요, 양해해 주시고.</w:t>
-      </w:r>
-    </w:p>
-    <w:p>
-      <w:pPr>
-        <w:pStyle w:val="BodyText"/>
-      </w:pPr>
-      <w:r>
-        <w:t xml:space="preserve">이리나: 스물. 연 순이익 — 720만. 처음으로 흑자인 해. 감사합니다.</w:t>
-      </w:r>
-    </w:p>
-    <w:p>
-      <w:pPr>
-        <w:pStyle w:val="BodyText"/>
-      </w:pPr>
-      <w:r>
-        <w:t xml:space="preserve">보리스: 벨로바, 그게 연설 전부야? 난 99년에 한 시간 했는데.</w:t>
-      </w:r>
-    </w:p>
-    <w:p>
-      <w:pPr>
-        <w:pStyle w:val="BodyText"/>
-      </w:pPr>
-      <w:r>
-        <w:t xml:space="preserve">이리나: 전부예요. 숫자는 길고, 연설은 짧게. 그게 맞아요.</w:t>
-      </w:r>
-    </w:p>
-    <w:p>
-      <w:pPr>
-        <w:pStyle w:val="BodyText"/>
-      </w:pPr>
-      <w:r>
-        <w:t xml:space="preserve">알렉세이: 그럼 제가 길게 할게요. 거의 3년 전 우린 셋과 냅킨 한 장이었어요. 오늘은 스무 명이에요. 여러분 모두 적어도 한 번은 현금을 제안한 사람에게 「아니요」라고 했어요. 이 이익은 거기서 왔어요.</w:t>
-      </w:r>
-    </w:p>
-    <w:p>
-      <w:pPr>
-        <w:pStyle w:val="BodyText"/>
-      </w:pPr>
-      <w:r>
-        <w:t xml:space="preserve">니콜라이: 나는? 난 현금 구경도 못 했어. 상자만 세지.</w:t>
-      </w:r>
-    </w:p>
-    <w:p>
-      <w:pPr>
-        <w:pStyle w:val="BodyText"/>
-      </w:pPr>
-      <w:r>
-        <w:t xml:space="preserve">이리나: 니콜라이 페트로비치, 바로 그 얘기예요. 이거 받으세요. 계약서. 창고 검수원, 한 달에 하루, 5천 루블, 계좌이체. 서명하시면 — 양심으로만이 아니라 서류로도 스무 번째가 되세요.</w:t>
-      </w:r>
-    </w:p>
-    <w:p>
-      <w:pPr>
-        <w:pStyle w:val="BodyText"/>
-      </w:pPr>
-      <w:r>
-        <w:t xml:space="preserve">니콜라이: 돈? 상자 세는 데? 난 아버지를 돕는 거요. 아니 아들을. 에이. 안 받아요.</w:t>
-      </w:r>
-    </w:p>
-    <w:p>
-      <w:pPr>
-        <w:pStyle w:val="BodyText"/>
-      </w:pPr>
-      <w:r>
-        <w:t xml:space="preserve">알렉세이: 아빠, 제가 이리나한테 말했잖아요.</w:t>
-      </w:r>
-    </w:p>
-    <w:p>
-      <w:pPr>
-        <w:pStyle w:val="BodyText"/>
-      </w:pPr>
-      <w:r>
-        <w:t xml:space="preserve">이리나: 니콜라이 페트로비치, 월요일 스물여덟 번을 계약 없이 일하셨어요. 우리 첫 번째 규칙 — 서류 없는 돈은 없다. 그런데 거꾸로 위반하고 계세요: 돈 없는 일. 그것도 서류 없이.</w:t>
-      </w:r>
-    </w:p>
-    <w:p>
-      <w:pPr>
-        <w:pStyle w:val="BodyText"/>
-      </w:pPr>
-      <w:r>
-        <w:t xml:space="preserve">니콜라이: 위반? 내가?</w:t>
-      </w:r>
-    </w:p>
-    <w:p>
-      <w:pPr>
-        <w:pStyle w:val="BodyText"/>
-      </w:pPr>
-      <w:r>
-        <w:t xml:space="preserve">보리스: 니콜라이 페트로비치, 그 사람 말이 맞아요. 나도 저 사람한테 논쟁에서 졌어요. 두 번.</w:t>
+        <w:t xml:space="preserve">이리나: 안녕하세요. 우리는 스무 명이에요. 숫자 하나만 말하고 앉을게요.</w:t>
+      </w:r>
+    </w:p>
+    <w:p>
+      <w:pPr>
+        <w:pStyle w:val="BodyText"/>
+      </w:pPr>
+      <w:r>
+        <w:t xml:space="preserve">디마: 아직 열아홉이에요. 니콜라이 페트로비치가 아직 차에 갇혀 계세요.</w:t>
+      </w:r>
+    </w:p>
+    <w:p>
+      <w:pPr>
+        <w:pStyle w:val="BodyText"/>
+      </w:pPr>
+      <w:r>
+        <w:t xml:space="preserve">니콜라이: 이제 안 갇혔어요. 다들 안녕하세요. 보온병 들고 왔으니 양해해 줘요.</w:t>
+      </w:r>
+    </w:p>
+    <w:p>
+      <w:pPr>
+        <w:pStyle w:val="BodyText"/>
+      </w:pPr>
+      <w:r>
+        <w:t xml:space="preserve">이리나: 이제 스무 명이에요. 올해 순이익은 720만. 첫 흑자 연도예요. 모두 감사해요.</w:t>
+      </w:r>
+    </w:p>
+    <w:p>
+      <w:pPr>
+        <w:pStyle w:val="BodyText"/>
+      </w:pPr>
+      <w:r>
+        <w:t xml:space="preserve">보리스: 벨로바, 그게 연설 전부야? 난 99년에 한 시간을 떠들었는데.</w:t>
+      </w:r>
+    </w:p>
+    <w:p>
+      <w:pPr>
+        <w:pStyle w:val="BodyText"/>
+      </w:pPr>
+      <w:r>
+        <w:t xml:space="preserve">이리나: 전부예요. 숫자는 길고 연설은 짧게, 그게 맞아요.</w:t>
+      </w:r>
+    </w:p>
+    <w:p>
+      <w:pPr>
+        <w:pStyle w:val="BodyText"/>
+      </w:pPr>
+      <w:r>
+        <w:t xml:space="preserve">알렉세이: 그럼 제가 좀 길게 할게요. 거의 3년 전엔 우리 셋과 냅킨 한 장이었어요. 오늘은 스무 명이에요. 여러분 모두 현금을 내민 사람에게 한 번쯤 「안 된다」고 했어요. 이 이익은 광고나 할인이 아니라 바로 거기서 나온 거예요.</w:t>
+      </w:r>
+    </w:p>
+    <w:p>
+      <w:pPr>
+        <w:pStyle w:val="BodyText"/>
+      </w:pPr>
+      <w:r>
+        <w:t xml:space="preserve">니콜라이: 나는? 난 현금 구경도 못 했는데. 그냥 상자만 세지.</w:t>
+      </w:r>
+    </w:p>
+    <w:p>
+      <w:pPr>
+        <w:pStyle w:val="BodyText"/>
+      </w:pPr>
+      <w:r>
+        <w:t xml:space="preserve">이리나: 니콜라이 페트로비치, 바로 그 얘기예요. 이거 받으세요: 계약서예요. 창고 관리자, 한 달에 하루, 5천 루블, 계좌 이체. 서명하시면 양심으로만이 아니라 서류로도 스무 번째가 되세요.</w:t>
+      </w:r>
+    </w:p>
+    <w:p>
+      <w:pPr>
+        <w:pStyle w:val="BodyText"/>
+      </w:pPr>
+      <w:r>
+        <w:t xml:space="preserve">니콜라이: 돈이요? 상자 세는 데? 난 아버지를 돕는 건데. 아니, 아들을. 에잇. 안 받아요, 설득하지 마요.</w:t>
+      </w:r>
+    </w:p>
+    <w:p>
+      <w:pPr>
+        <w:pStyle w:val="BodyText"/>
+      </w:pPr>
+      <w:r>
+        <w:t xml:space="preserve">알렉세이: 아빠, 제가 이렇게 될 거라고 했잖아요.</w:t>
+      </w:r>
+    </w:p>
+    <w:p>
+      <w:pPr>
+        <w:pStyle w:val="BodyText"/>
+      </w:pPr>
+      <w:r>
+        <w:t xml:space="preserve">이리나: 니콜라이 페트로비치, 스물여덟 번의 월요일을 계약 없이 일하셨어요. 우리 첫 번째 규칙은 서류 없는 돈은 없다는 거예요. 그런데 아버님은 그걸 거꾸로 어기고 계세요: 돈 없는 일, 그것도 서류 없이요. 그런 위반을 두고는 한 해를 마감할 수 없어요.</w:t>
+      </w:r>
+    </w:p>
+    <w:p>
+      <w:pPr>
+        <w:pStyle w:val="BodyText"/>
+      </w:pPr>
+      <w:r>
+        <w:t xml:space="preserve">니콜라이: 내가 위반을? 내가요? 평생 아무것도 어긴 적 없는데.</w:t>
+      </w:r>
+    </w:p>
+    <w:p>
+      <w:pPr>
+        <w:pStyle w:val="BodyText"/>
+      </w:pPr>
+      <w:r>
+        <w:t xml:space="preserve">보리스: 니콜라이 페트로비치, 이 사람 말이 맞아요. 나도 이 사람한테 두 번이나 졌어요.</w:t>
       </w:r>
     </w:p>
     <w:p>
@@ -4554,79 +4554,79 @@
         <w:pStyle w:val="BodyText"/>
       </w:pPr>
       <w:r>
-        <w:t xml:space="preserve">보리스: 난 서류 편이에요. 98년부터.</w:t>
-      </w:r>
-    </w:p>
-    <w:p>
-      <w:pPr>
-        <w:pStyle w:val="BodyText"/>
-      </w:pPr>
-      <w:r>
-        <w:t xml:space="preserve">니콜라이: 98년에 난 월급을 통조림으로 받았어요. 한 달에 40개. 계약 없이. 서명 없이. 아내는 지금도 통조림을 못 쳐다봐요. 그게 내가 기억하는 마지막 월급이에요.</w:t>
-      </w:r>
-    </w:p>
-    <w:p>
-      <w:pPr>
-        <w:pStyle w:val="BodyText"/>
-      </w:pPr>
-      <w:r>
-        <w:t xml:space="preserve">이리나: 그럼 이번 게 기억하실 첫 월급이 되겠네요. 계좌이체로. 서명과 함께.</w:t>
-      </w:r>
-    </w:p>
-    <w:p>
-      <w:pPr>
-        <w:pStyle w:val="BodyText"/>
-      </w:pPr>
-      <w:r>
-        <w:t xml:space="preserve">니콜라이: 5천. 좋아요. 서명하지. 하지만 첫 월급은 — 아내한테. 통조림 아닌 뭔가에.</w:t>
-      </w:r>
-    </w:p>
-    <w:p>
-      <w:pPr>
-        <w:pStyle w:val="BodyText"/>
-      </w:pPr>
-      <w:r>
-        <w:t xml:space="preserve">올가: 니콜라이 페트로비치, 3년 동안 본 것 중 최고의 송금 내용이에요.</w:t>
-      </w:r>
-    </w:p>
-    <w:p>
-      <w:pPr>
-        <w:pStyle w:val="BodyText"/>
-      </w:pPr>
-      <w:r>
-        <w:t xml:space="preserve">니콜라이: 어디에 서명해요? 여기? 연필은 안 돼요? 그럼 펜으로.</w:t>
-      </w:r>
-    </w:p>
-    <w:p>
-      <w:pPr>
-        <w:pStyle w:val="BodyText"/>
-      </w:pPr>
-      <w:r>
-        <w:t xml:space="preserve">디마: 스물. 이리나 세르게예브나, 이제 서류로도 스무 명이에요.</w:t>
-      </w:r>
-    </w:p>
-    <w:p>
-      <w:pPr>
-        <w:pStyle w:val="BodyText"/>
-      </w:pPr>
-      <w:r>
-        <w:t xml:space="preserve">이리나: 스물. 이제 맞아요. 케이크 잘라도 돼요.</w:t>
-      </w:r>
-    </w:p>
-    <w:p>
-      <w:pPr>
-        <w:pStyle w:val="BodyText"/>
-      </w:pPr>
-      <w:r>
-        <w:t xml:space="preserve">보리스: 벨로바, 케이크도 계좌이체야?</w:t>
-      </w:r>
-    </w:p>
-    <w:p>
-      <w:pPr>
-        <w:pStyle w:val="BodyText"/>
-      </w:pPr>
-      <w:r>
-        <w:t xml:space="preserve">이리나: 케이크는 제 돈이에요. 영수증은 회계에. 스베타가 벌써 처리했어요.</w:t>
+        <w:t xml:space="preserve">보리스: 난 서류 편이에요, 98년부터요.</w:t>
+      </w:r>
+    </w:p>
+    <w:p>
+      <w:pPr>
+        <w:pStyle w:val="BodyText"/>
+      </w:pPr>
+      <w:r>
+        <w:t xml:space="preserve">니콜라이: 98년엔 나한테 통조림으로 월급을 줬어요. 한 달에 40캔, 계약도 서명도 없이. 아내는 지금도 통조림을 못 쳐다봐요. 그게 내가 기억하는 마지막 월급이에요.</w:t>
+      </w:r>
+    </w:p>
+    <w:p>
+      <w:pPr>
+        <w:pStyle w:val="BodyText"/>
+      </w:pPr>
+      <w:r>
+        <w:t xml:space="preserve">이리나: 그럼 이번 게 기억에 남을 첫 월급이 되겠네요: 계좌 이체, 서명까지 해서요.</w:t>
+      </w:r>
+    </w:p>
+    <w:p>
+      <w:pPr>
+        <w:pStyle w:val="BodyText"/>
+      </w:pPr>
+      <w:r>
+        <w:t xml:space="preserve">니콜라이: 5천이라… 좋아요, 서명하죠. 하지만 첫 월급은 아내한테 줄 거예요, 캔에 안 든 무언가 사라고.</w:t>
+      </w:r>
+    </w:p>
+    <w:p>
+      <w:pPr>
+        <w:pStyle w:val="BodyText"/>
+      </w:pPr>
+      <w:r>
+        <w:t xml:space="preserve">올가: 니콜라이 페트로비치, 3년 동안 들어 본 송금 내용 중 최고예요.</w:t>
+      </w:r>
+    </w:p>
+    <w:p>
+      <w:pPr>
+        <w:pStyle w:val="BodyText"/>
+      </w:pPr>
+      <w:r>
+        <w:t xml:space="preserve">니콜라이: 어디 서명해요? 여기? 연필은 안 돼요? 그럼 펜 주세요.</w:t>
+      </w:r>
+    </w:p>
+    <w:p>
+      <w:pPr>
+        <w:pStyle w:val="BodyText"/>
+      </w:pPr>
+      <w:r>
+        <w:t xml:space="preserve">디마: 스물! 이리나 세르게예브나, 이제 서류상으로도 스무 명이에요.</w:t>
+      </w:r>
+    </w:p>
+    <w:p>
+      <w:pPr>
+        <w:pStyle w:val="BodyText"/>
+      </w:pPr>
+      <w:r>
+        <w:t xml:space="preserve">이리나: 스무 명, 이제 맞아요. 케이크 잘라도 돼요.</w:t>
+      </w:r>
+    </w:p>
+    <w:p>
+      <w:pPr>
+        <w:pStyle w:val="BodyText"/>
+      </w:pPr>
+      <w:r>
+        <w:t xml:space="preserve">보리스: 벨로바, 케이크도 계좌 이체로 샀나?</w:t>
+      </w:r>
+    </w:p>
+    <w:p>
+      <w:pPr>
+        <w:pStyle w:val="BodyText"/>
+      </w:pPr>
+      <w:r>
+        <w:t xml:space="preserve">이리나: 케이크는 제 돈이고, 영수증은 이미 회계에 있어요. 스베타가 처리했어요.</w:t>
       </w:r>
     </w:p>
     <w:bookmarkEnd w:id="36"/>
@@ -4644,119 +4644,119 @@
         <w:pStyle w:val="FirstParagraph"/>
       </w:pPr>
       <w:r>
-        <w:t xml:space="preserve">알렉세이: 다 갔어요. 아빠는 엄마 드린다고 케이크 반을 가져가셨어요.</w:t>
-      </w:r>
-    </w:p>
-    <w:p>
-      <w:pPr>
-        <w:pStyle w:val="BodyText"/>
-      </w:pPr>
-      <w:r>
-        <w:t xml:space="preserve">이리나: 계약서도요. 안주머니에 넣으셨어요. 여권처럼.</w:t>
-      </w:r>
-    </w:p>
-    <w:p>
-      <w:pPr>
-        <w:pStyle w:val="BodyText"/>
-      </w:pPr>
-      <w:r>
-        <w:t xml:space="preserve">알렉세이: 이리나, 「현금」 탭 열어 봐요. 첫 표요. 빨간색이 얼마나 많았는지 기억해요?</w:t>
-      </w:r>
-    </w:p>
-    <w:p>
-      <w:pPr>
-        <w:pStyle w:val="BodyText"/>
-      </w:pPr>
-      <w:r>
-        <w:t xml:space="preserve">이리나: 열었어요. 빨간색이 없어요. 3년 만에 처음. 3월까지 검은 숫자예요.</w:t>
-      </w:r>
-    </w:p>
-    <w:p>
-      <w:pPr>
-        <w:pStyle w:val="BodyText"/>
-      </w:pPr>
-      <w:r>
-        <w:t xml:space="preserve">알렉세이: 1분만 봐도 돼요? 그냥 보기만.</w:t>
-      </w:r>
-    </w:p>
-    <w:p>
-      <w:pPr>
-        <w:pStyle w:val="BodyText"/>
-      </w:pPr>
-      <w:r>
-        <w:t xml:space="preserve">이리나: 보세요. 너무 오래는 말고요. 빨간색은 늘 돌아와요. 감사할 때 수십 번 봤어요. 검은 해가 가장 위험해요: 사람들이 확인을 멈추거든요. 그래서 내일 전부 다시 확인할 거예요.</w:t>
-      </w:r>
-    </w:p>
-    <w:p>
-      <w:pPr>
-        <w:pStyle w:val="BodyText"/>
-      </w:pPr>
-      <w:r>
-        <w:t xml:space="preserve">알렉세이: 이리나, 기뻐할 때도 있어요?</w:t>
-      </w:r>
-    </w:p>
-    <w:p>
-      <w:pPr>
-        <w:pStyle w:val="BodyText"/>
-      </w:pPr>
-      <w:r>
-        <w:t xml:space="preserve">이리나: 있어요. 오늘 새벽 6시에. 혼자. 5분. 그다음 다시 셌어요.</w:t>
-      </w:r>
-    </w:p>
-    <w:p>
-      <w:pPr>
-        <w:pStyle w:val="BodyText"/>
-      </w:pPr>
-      <w:r>
-        <w:t xml:space="preserve">알렉세이: 5분. 당신한텐 긴 시간이네요.</w:t>
-      </w:r>
-    </w:p>
-    <w:p>
-      <w:pPr>
-        <w:pStyle w:val="BodyText"/>
-      </w:pPr>
-      <w:r>
-        <w:t xml:space="preserve">이리나: 기록이에요. 올가 페트로브나한텐 말하지 마요.</w:t>
-      </w:r>
-    </w:p>
-    <w:p>
-      <w:pPr>
-        <w:pStyle w:val="BodyText"/>
-      </w:pPr>
-      <w:r>
-        <w:t xml:space="preserve">알렉세이: 잠깐. 메시지. 디마예요. 밤 11시에.</w:t>
-      </w:r>
-    </w:p>
-    <w:p>
-      <w:pPr>
-        <w:pStyle w:val="BodyText"/>
-      </w:pPr>
-      <w:r>
-        <w:t xml:space="preserve">이리나: 디마는 11시에 안 써요. 뭐래요?</w:t>
-      </w:r>
-    </w:p>
-    <w:p>
-      <w:pPr>
-        <w:pStyle w:val="BodyText"/>
-      </w:pPr>
-      <w:r>
-        <w:t xml:space="preserve">알렉세이: 「알렉세이 니콜라예비치, 카잔의 의사가 링크를 보냈어요. 거기 우리 상자가 있어요. 거의 우리 거요. 내일 보여 드릴게요」.</w:t>
-      </w:r>
-    </w:p>
-    <w:p>
-      <w:pPr>
-        <w:pStyle w:val="BodyText"/>
-      </w:pPr>
-      <w:r>
-        <w:t xml:space="preserve">이리나: 거의 우리 거. 나빠요. 빨간색이 내가 말한 것보다 빨리 돌아왔네요.</w:t>
-      </w:r>
-    </w:p>
-    <w:p>
-      <w:pPr>
-        <w:pStyle w:val="BodyText"/>
-      </w:pPr>
-      <w:r>
-        <w:t xml:space="preserve">알렉세이: 그럼 내일 확인해요. 같이. 아침부터.</w:t>
+        <w:t xml:space="preserve">알렉세이: 다들 갔네요. 아빠는 엄마 드린다고 케이크 반을 가져가셨어요.</w:t>
+      </w:r>
+    </w:p>
+    <w:p>
+      <w:pPr>
+        <w:pStyle w:val="BodyText"/>
+      </w:pPr>
+      <w:r>
+        <w:t xml:space="preserve">이리나: 계약서도요. 여권처럼 안주머니에 넣으셨어요.</w:t>
+      </w:r>
+    </w:p>
+    <w:p>
+      <w:pPr>
+        <w:pStyle w:val="BodyText"/>
+      </w:pPr>
+      <w:r>
+        <w:t xml:space="preserve">알렉세이: 이리나, 「금고」를 열어 줘요, 우리 첫 번째 표요. 빨간색이 얼마나 많았는지 기억나요?</w:t>
+      </w:r>
+    </w:p>
+    <w:p>
+      <w:pPr>
+        <w:pStyle w:val="BodyText"/>
+      </w:pPr>
+      <w:r>
+        <w:t xml:space="preserve">이리나: 열었어요. 빨간색이 없어요, 3년 만에 처음이에요. 검은 숫자가 3월까지 이어져요.</w:t>
+      </w:r>
+    </w:p>
+    <w:p>
+      <w:pPr>
+        <w:pStyle w:val="BodyText"/>
+      </w:pPr>
+      <w:r>
+        <w:t xml:space="preserve">알렉세이: 1분만 그냥 보고 있어도 될까요?</w:t>
+      </w:r>
+    </w:p>
+    <w:p>
+      <w:pPr>
+        <w:pStyle w:val="BodyText"/>
+      </w:pPr>
+      <w:r>
+        <w:t xml:space="preserve">이리나: 보세요, 대신 오래는 말고요. 빨간색은 늘 돌아와요, 감사하면서 수십 번 봤어요. 검은 해가 제일 위험해요, 사람들이 확인을 멈추니까요. 그래서 내일 처음부터 다시 다 확인할 거예요.</w:t>
+      </w:r>
+    </w:p>
+    <w:p>
+      <w:pPr>
+        <w:pStyle w:val="BodyText"/>
+      </w:pPr>
+      <w:r>
+        <w:t xml:space="preserve">알렉세이: 이리나, 당신은 기뻐할 때가 있긴 해요?</w:t>
+      </w:r>
+    </w:p>
+    <w:p>
+      <w:pPr>
+        <w:pStyle w:val="BodyText"/>
+      </w:pPr>
+      <w:r>
+        <w:t xml:space="preserve">이리나: 있어요. 오늘 새벽 6시에, 혼자서, 무려 5분이요. 그러고 나서 다시 계산했어요.</w:t>
+      </w:r>
+    </w:p>
+    <w:p>
+      <w:pPr>
+        <w:pStyle w:val="BodyText"/>
+      </w:pPr>
+      <w:r>
+        <w:t xml:space="preserve">알렉세이: 5분이요? 당신한텐 엄청 긴 거잖아요.</w:t>
+      </w:r>
+    </w:p>
+    <w:p>
+      <w:pPr>
+        <w:pStyle w:val="BodyText"/>
+      </w:pPr>
+      <w:r>
+        <w:t xml:space="preserve">이리나: 신기록이에요. 올가 페트로브나한텐 말하지 마세요.</w:t>
+      </w:r>
+    </w:p>
+    <w:p>
+      <w:pPr>
+        <w:pStyle w:val="BodyText"/>
+      </w:pPr>
+      <w:r>
+        <w:t xml:space="preserve">알렉세이: 잠깐만요, 디마한테서 메시지가 왔어요. 밤 11시에요.</w:t>
+      </w:r>
+    </w:p>
+    <w:p>
+      <w:pPr>
+        <w:pStyle w:val="BodyText"/>
+      </w:pPr>
+      <w:r>
+        <w:t xml:space="preserve">이리나: 디마는 11시에 절대 연락 안 해요. 무슨 일이에요?</w:t>
+      </w:r>
+    </w:p>
+    <w:p>
+      <w:pPr>
+        <w:pStyle w:val="BodyText"/>
+      </w:pPr>
+      <w:r>
+        <w:t xml:space="preserve">알렉세이: 「알렉세이 니콜라예비치, 카잔의 의사가 링크를 보냈어요. 우리 상자가 있어요. 거의 우리 거요. 내일 보여 드릴게요」.</w:t>
+      </w:r>
+    </w:p>
+    <w:p>
+      <w:pPr>
+        <w:pStyle w:val="BodyText"/>
+      </w:pPr>
+      <w:r>
+        <w:t xml:space="preserve">이리나: 거의 우리 거 — 그건 나빠요. 빨간색이 제가 약속한 것보다 빨리 돌아왔네요.</w:t>
+      </w:r>
+    </w:p>
+    <w:p>
+      <w:pPr>
+        <w:pStyle w:val="BodyText"/>
+      </w:pPr>
+      <w:r>
+        <w:t xml:space="preserve">알렉세이: 그럼 내일 아침에 같이 확인해요. 본론으로 갑시다. 하지만 먼저 6시까지만이라도 자 둬요.</w:t>
       </w:r>
     </w:p>
     <w:bookmarkEnd w:id="37"/>
